--- a/小野町_引継ぎ_整理済/03_計画素案/小野町_計画素案_構成の対比と漏れの点検_20261005.docx
+++ b/小野町_引継ぎ_整理済/03_計画素案/小野町_計画素案_構成の対比と漏れの点検_20261005.docx
@@ -697,6 +697,68 @@
     </w:p>
     <w:p>
       <w:pPr>
+        <w:tabs>
+          <w:tab w:pos="9751" w:val="right" w:leader="dot"/>
+        </w:tabs>
+        <w:spacing w:before="20" w:after="20" w:line="252" w:lineRule="auto"/>
+        <w:ind w:left="0"/>
+      </w:pPr>
+      <w:hyperlink w:anchor="_Toc_010">
+        <w:r>
+          <w:rPr>
+            <w:rFonts w:ascii="游ゴシック" w:hAnsi="游ゴシック" w:eastAsia="游ゴシック"/>
+            <w:b/>
+            <w:sz w:val="22"/>
+          </w:rPr>
+          <w:t xml:space="preserve">5　自己点検</w:t>
+        </w:r>
+        <w:r>
+          <w:rPr>
+            <w:rFonts w:ascii="游ゴシック" w:hAnsi="游ゴシック" w:eastAsia="游ゴシック"/>
+            <w:sz w:val="20"/>
+          </w:rPr>
+          <w:tab/>
+        </w:r>
+        <w:r>
+          <w:rPr>
+            <w:rFonts w:ascii="游ゴシック" w:hAnsi="游ゴシック" w:eastAsia="游ゴシック"/>
+            <w:sz w:val="20"/>
+          </w:rPr>
+          <w:fldChar w:fldCharType="begin"/>
+        </w:r>
+        <w:r>
+          <w:rPr>
+            <w:rFonts w:ascii="游ゴシック" w:hAnsi="游ゴシック" w:eastAsia="游ゴシック"/>
+            <w:sz w:val="20"/>
+          </w:rPr>
+          <w:instrText xml:space="preserve"> PAGEREF _Toc_010 \h </w:instrText>
+        </w:r>
+        <w:r>
+          <w:rPr>
+            <w:rFonts w:ascii="游ゴシック" w:hAnsi="游ゴシック" w:eastAsia="游ゴシック"/>
+            <w:sz w:val="20"/>
+          </w:rPr>
+          <w:fldChar w:fldCharType="separate"/>
+        </w:r>
+        <w:r>
+          <w:rPr>
+            <w:rFonts w:ascii="游ゴシック" w:hAnsi="游ゴシック" w:eastAsia="游ゴシック"/>
+            <w:b/>
+            <w:sz w:val="20"/>
+          </w:rPr>
+          <w:t xml:space="preserve">－</w:t>
+        </w:r>
+        <w:r>
+          <w:rPr>
+            <w:rFonts w:ascii="游ゴシック" w:hAnsi="游ゴシック" w:eastAsia="游ゴシック"/>
+            <w:sz w:val="20"/>
+          </w:rPr>
+          <w:fldChar w:fldCharType="end"/>
+        </w:r>
+      </w:hyperlink>
+    </w:p>
+    <w:p>
+      <w:pPr>
         <w:sectPr>
           <w:headerReference w:type="default" r:id="rId9"/>
           <w:footerReference w:type="default" r:id="rId10"/>
@@ -924,7 +986,7 @@
                 <w:i w:val="0"/>
                 <w:sz w:val="17"/>
               </w:rPr>
-              <w:t>22件</w:t>
+              <w:t>38件</w:t>
             </w:r>
           </w:p>
         </w:tc>
@@ -987,7 +1049,7 @@
                 <w:i w:val="0"/>
                 <w:sz w:val="17"/>
               </w:rPr>
-              <w:t>9件</w:t>
+              <w:t>3件</w:t>
             </w:r>
           </w:p>
         </w:tc>
@@ -1050,7 +1112,7 @@
                 <w:i w:val="0"/>
                 <w:sz w:val="17"/>
               </w:rPr>
-              <w:t>12件</w:t>
+              <w:t>2件</w:t>
             </w:r>
           </w:p>
         </w:tc>
@@ -2212,14 +2274,14 @@
         </w:tblCellMar>
       </w:tblPr>
       <w:tblGrid>
-        <w:gridCol w:w="2464"/>
-        <w:gridCol w:w="4699"/>
-        <w:gridCol w:w="2588"/>
+        <w:gridCol w:w="2896"/>
+        <w:gridCol w:w="5342"/>
+        <w:gridCol w:w="1513"/>
       </w:tblGrid>
       <w:tr>
         <w:tc>
           <w:tcPr>
-            <w:tcW w:type="dxa" w:w="2464"/>
+            <w:tcW w:type="dxa" w:w="2896"/>
             <w:shd w:val="clear" w:fill="1F3864"/>
             <w:vAlign w:val="center"/>
           </w:tcPr>
@@ -2242,7 +2304,7 @@
         </w:tc>
         <w:tc>
           <w:tcPr>
-            <w:tcW w:type="dxa" w:w="4699"/>
+            <w:tcW w:type="dxa" w:w="5342"/>
             <w:shd w:val="clear" w:fill="1F3864"/>
             <w:vAlign w:val="center"/>
           </w:tcPr>
@@ -2265,7 +2327,7 @@
         </w:tc>
         <w:tc>
           <w:tcPr>
-            <w:tcW w:type="dxa" w:w="2588"/>
+            <w:tcW w:type="dxa" w:w="1513"/>
             <w:shd w:val="clear" w:fill="1F3864"/>
             <w:vAlign w:val="center"/>
           </w:tcPr>
@@ -2290,7 +2352,7 @@
       <w:tr>
         <w:tc>
           <w:tcPr>
-            <w:tcW w:type="dxa" w:w="2464"/>
+            <w:tcW w:type="dxa" w:w="2896"/>
             <w:vAlign w:val="center"/>
           </w:tcPr>
           <w:p>
@@ -2304,7 +2366,7 @@
                 <w:i w:val="0"/>
                 <w:sz w:val="17"/>
               </w:rPr>
-              <w:t>第1章　計画策定の意義</w:t>
+              <w:t>第2章　高齢者及び介護保険の状況</w:t>
             </w:r>
             <w:r>
               <w:rPr>
@@ -2314,13 +2376,13 @@
                 <w:sz w:val="17"/>
               </w:rPr>
               <w:br/>
-              <w:t>第3節　計画策定の視点</w:t>
-            </w:r>
-          </w:p>
-        </w:tc>
-        <w:tc>
-          <w:tcPr>
-            <w:tcW w:type="dxa" w:w="4699"/>
+              <w:t>第6節　介護事業所の現状</w:t>
+            </w:r>
+          </w:p>
+        </w:tc>
+        <w:tc>
+          <w:tcPr>
+            <w:tcW w:type="dxa" w:w="5342"/>
             <w:vAlign w:val="center"/>
           </w:tcPr>
           <w:p>
@@ -2334,7 +2396,7 @@
                 <w:i w:val="0"/>
                 <w:sz w:val="17"/>
               </w:rPr>
-              <w:t>計画を貫く視点を先に示す節。</w:t>
+              <w:t>事業所調査（介護人材実態調査）の結果を載せる節。</w:t>
             </w:r>
             <w:r>
               <w:rPr>
@@ -2343,13 +2405,13 @@
                 <w:i w:val="0"/>
                 <w:sz w:val="17"/>
               </w:rPr>
-              <w:t>他団体は7つの視点（中長期の時間軸／地域軸／需要と供給の分離／供給の空白の可視化／本人・家族の生活成果／活動と成果の対応／実行可能性）を掲げている。本町の素案は個別の施策には書いているが、冒頭でまとめて示していない</w:t>
-            </w:r>
-          </w:p>
-        </w:tc>
-        <w:tc>
-          <w:tcPr>
-            <w:tcW w:type="dxa" w:w="2588"/>
+              <w:t>本町は事業所調査を実施していない。第4章 基本目標2⑥ で人材の供給制約を扱っているが、事業所側の実態（受入可否・休廃止意向・従事者の充足）は把握していない</w:t>
+            </w:r>
+          </w:p>
+        </w:tc>
+        <w:tc>
+          <w:tcPr>
+            <w:tcW w:type="dxa" w:w="1513"/>
             <w:vAlign w:val="center"/>
           </w:tcPr>
           <w:p>
@@ -2363,7 +2425,7 @@
                 <w:i w:val="0"/>
                 <w:sz w:val="17"/>
               </w:rPr>
-              <w:t>第1章4　計画策定の視点（6つの視点）</w:t>
+              <w:t>記載なし</w:t>
             </w:r>
           </w:p>
         </w:tc>
@@ -2371,853 +2433,7 @@
       <w:tr>
         <w:tc>
           <w:tcPr>
-            <w:tcW w:type="dxa" w:w="2464"/>
-            <w:vAlign w:val="center"/>
-          </w:tcPr>
-          <w:p>
-            <w:pPr>
-              <w:spacing w:before="20" w:after="20"/>
-            </w:pPr>
-            <w:r>
-              <w:rPr>
-                <w:rFonts w:ascii="游ゴシック" w:hAnsi="游ゴシック" w:eastAsia="游ゴシック"/>
-                <w:b/>
-                <w:i w:val="0"/>
-                <w:sz w:val="17"/>
-              </w:rPr>
-              <w:t>第2章　高齢者及び介護保険の状況</w:t>
-            </w:r>
-            <w:r>
-              <w:rPr>
-                <w:rFonts w:ascii="游ゴシック" w:hAnsi="游ゴシック" w:eastAsia="游ゴシック"/>
-                <w:b w:val="0"/>
-                <w:i w:val="0"/>
-                <w:sz w:val="17"/>
-              </w:rPr>
-              <w:br/>
-              <w:t>第6節　介護事業所の現状</w:t>
-            </w:r>
-          </w:p>
-        </w:tc>
-        <w:tc>
-          <w:tcPr>
-            <w:tcW w:type="dxa" w:w="4699"/>
-            <w:vAlign w:val="center"/>
-          </w:tcPr>
-          <w:p>
-            <w:pPr>
-              <w:spacing w:before="20" w:after="20"/>
-            </w:pPr>
-            <w:r>
-              <w:rPr>
-                <w:rFonts w:ascii="游ゴシック" w:hAnsi="游ゴシック" w:eastAsia="游ゴシック"/>
-                <w:b/>
-                <w:i w:val="0"/>
-                <w:sz w:val="17"/>
-              </w:rPr>
-              <w:t>事業所調査（介護人材実態調査）の結果を載せる節。</w:t>
-            </w:r>
-            <w:r>
-              <w:rPr>
-                <w:rFonts w:ascii="游ゴシック" w:hAnsi="游ゴシック" w:eastAsia="游ゴシック"/>
-                <w:b w:val="0"/>
-                <w:i w:val="0"/>
-                <w:sz w:val="17"/>
-              </w:rPr>
-              <w:t>本町は事業所調査を実施していない。第4章 基本目標2⑥ で人材の供給制約を扱っているが、事業所側の実態（受入可否・休廃止意向・従事者の充足）は把握していない</w:t>
-            </w:r>
-          </w:p>
-        </w:tc>
-        <w:tc>
-          <w:tcPr>
-            <w:tcW w:type="dxa" w:w="2588"/>
-            <w:vAlign w:val="center"/>
-          </w:tcPr>
-          <w:p>
-            <w:pPr>
-              <w:spacing w:before="20" w:after="20"/>
-            </w:pPr>
-            <w:r>
-              <w:rPr>
-                <w:rFonts w:ascii="游ゴシック" w:hAnsi="游ゴシック" w:eastAsia="游ゴシック"/>
-                <w:b/>
-                <w:i w:val="0"/>
-                <w:sz w:val="17"/>
-              </w:rPr>
-              <w:t>記載なし</w:t>
-            </w:r>
-          </w:p>
-        </w:tc>
-      </w:tr>
-      <w:tr>
-        <w:tc>
-          <w:tcPr>
-            <w:tcW w:type="dxa" w:w="2464"/>
-            <w:vAlign w:val="center"/>
-          </w:tcPr>
-          <w:p>
-            <w:pPr>
-              <w:spacing w:before="20" w:after="20"/>
-            </w:pPr>
-            <w:r>
-              <w:rPr>
-                <w:rFonts w:ascii="游ゴシック" w:hAnsi="游ゴシック" w:eastAsia="游ゴシック"/>
-                <w:b/>
-                <w:i w:val="0"/>
-                <w:sz w:val="17"/>
-              </w:rPr>
-              <w:t>第3章　第9期計画の実施状況と評価</w:t>
-            </w:r>
-            <w:r>
-              <w:rPr>
-                <w:rFonts w:ascii="游ゴシック" w:hAnsi="游ゴシック" w:eastAsia="游ゴシック"/>
-                <w:b w:val="0"/>
-                <w:i w:val="0"/>
-                <w:sz w:val="17"/>
-              </w:rPr>
-              <w:br/>
-              <w:t>第1節　第9期計画の基本目標</w:t>
-            </w:r>
-          </w:p>
-        </w:tc>
-        <w:tc>
-          <w:tcPr>
-            <w:tcW w:type="dxa" w:w="4699"/>
-            <w:vAlign w:val="center"/>
-          </w:tcPr>
-          <w:p>
-            <w:pPr>
-              <w:spacing w:before="20" w:after="20"/>
-            </w:pPr>
-            <w:r>
-              <w:rPr>
-                <w:rFonts w:ascii="游ゴシック" w:hAnsi="游ゴシック" w:eastAsia="游ゴシック"/>
-                <w:b/>
-                <w:i w:val="0"/>
-                <w:sz w:val="17"/>
-              </w:rPr>
-              <w:t>章そのものが無い。</w:t>
-            </w:r>
-            <w:r>
-              <w:rPr>
-                <w:rFonts w:ascii="游ゴシック" w:hAnsi="游ゴシック" w:eastAsia="游ゴシック"/>
-                <w:b w:val="0"/>
-                <w:i w:val="0"/>
-                <w:sz w:val="17"/>
-              </w:rPr>
-              <w:t>第9期の評価は協議会資料「第9期計画の評価及び令和7年度調査結果の整理」に書いているが、</w:t>
-            </w:r>
-            <w:r>
-              <w:rPr>
-                <w:rFonts w:ascii="游ゴシック" w:hAnsi="游ゴシック" w:eastAsia="游ゴシック"/>
-                <w:b/>
-                <w:i w:val="0"/>
-                <w:sz w:val="17"/>
-              </w:rPr>
-              <w:t>計画本文に評価の章を置いていない</w:t>
-            </w:r>
-          </w:p>
-        </w:tc>
-        <w:tc>
-          <w:tcPr>
-            <w:tcW w:type="dxa" w:w="2588"/>
-            <w:vAlign w:val="center"/>
-          </w:tcPr>
-          <w:p>
-            <w:pPr>
-              <w:spacing w:before="20" w:after="20"/>
-            </w:pPr>
-            <w:r>
-              <w:rPr>
-                <w:rFonts w:ascii="游ゴシック" w:hAnsi="游ゴシック" w:eastAsia="游ゴシック"/>
-                <w:b/>
-                <w:i w:val="0"/>
-                <w:sz w:val="17"/>
-              </w:rPr>
-              <w:t>第3章1　第9期計画の基本目標と達成状況</w:t>
-            </w:r>
-          </w:p>
-        </w:tc>
-      </w:tr>
-      <w:tr>
-        <w:tc>
-          <w:tcPr>
-            <w:tcW w:type="dxa" w:w="2464"/>
-            <w:vAlign w:val="center"/>
-          </w:tcPr>
-          <w:p>
-            <w:pPr>
-              <w:spacing w:before="20" w:after="20"/>
-            </w:pPr>
-            <w:r>
-              <w:rPr>
-                <w:rFonts w:ascii="游ゴシック" w:hAnsi="游ゴシック" w:eastAsia="游ゴシック"/>
-                <w:b/>
-                <w:i w:val="0"/>
-                <w:sz w:val="17"/>
-              </w:rPr>
-              <w:t>第3章　第9期計画の実施状況と評価</w:t>
-            </w:r>
-            <w:r>
-              <w:rPr>
-                <w:rFonts w:ascii="游ゴシック" w:hAnsi="游ゴシック" w:eastAsia="游ゴシック"/>
-                <w:b w:val="0"/>
-                <w:i w:val="0"/>
-                <w:sz w:val="17"/>
-              </w:rPr>
-              <w:br/>
-              <w:t>第2節　地域支援事業の実績</w:t>
-            </w:r>
-          </w:p>
-        </w:tc>
-        <w:tc>
-          <w:tcPr>
-            <w:tcW w:type="dxa" w:w="4699"/>
-            <w:vAlign w:val="center"/>
-          </w:tcPr>
-          <w:p>
-            <w:pPr>
-              <w:spacing w:before="20" w:after="20"/>
-            </w:pPr>
-            <w:r>
-              <w:rPr>
-                <w:rFonts w:ascii="游ゴシック" w:hAnsi="游ゴシック" w:eastAsia="游ゴシック"/>
-                <w:b w:val="0"/>
-                <w:i w:val="0"/>
-                <w:sz w:val="17"/>
-              </w:rPr>
-              <w:t>同上</w:t>
-            </w:r>
-          </w:p>
-        </w:tc>
-        <w:tc>
-          <w:tcPr>
-            <w:tcW w:type="dxa" w:w="2588"/>
-            <w:vAlign w:val="center"/>
-          </w:tcPr>
-          <w:p>
-            <w:pPr>
-              <w:spacing w:before="20" w:after="20"/>
-            </w:pPr>
-            <w:r>
-              <w:rPr>
-                <w:rFonts w:ascii="游ゴシック" w:hAnsi="游ゴシック" w:eastAsia="游ゴシック"/>
-                <w:b/>
-                <w:i w:val="0"/>
-                <w:sz w:val="17"/>
-              </w:rPr>
-              <w:t>第3章2　地域支援事業の実績</w:t>
-            </w:r>
-          </w:p>
-        </w:tc>
-      </w:tr>
-      <w:tr>
-        <w:tc>
-          <w:tcPr>
-            <w:tcW w:type="dxa" w:w="2464"/>
-            <w:vAlign w:val="center"/>
-          </w:tcPr>
-          <w:p>
-            <w:pPr>
-              <w:spacing w:before="20" w:after="20"/>
-            </w:pPr>
-            <w:r>
-              <w:rPr>
-                <w:rFonts w:ascii="游ゴシック" w:hAnsi="游ゴシック" w:eastAsia="游ゴシック"/>
-                <w:b/>
-                <w:i w:val="0"/>
-                <w:sz w:val="17"/>
-              </w:rPr>
-              <w:t>第3章　第9期計画の実施状況と評価</w:t>
-            </w:r>
-            <w:r>
-              <w:rPr>
-                <w:rFonts w:ascii="游ゴシック" w:hAnsi="游ゴシック" w:eastAsia="游ゴシック"/>
-                <w:b w:val="0"/>
-                <w:i w:val="0"/>
-                <w:sz w:val="17"/>
-              </w:rPr>
-              <w:br/>
-              <w:t>第3節　介護保険事業の実績</w:t>
-            </w:r>
-          </w:p>
-        </w:tc>
-        <w:tc>
-          <w:tcPr>
-            <w:tcW w:type="dxa" w:w="4699"/>
-            <w:vAlign w:val="center"/>
-          </w:tcPr>
-          <w:p>
-            <w:pPr>
-              <w:spacing w:before="20" w:after="20"/>
-            </w:pPr>
-            <w:r>
-              <w:rPr>
-                <w:rFonts w:ascii="游ゴシック" w:hAnsi="游ゴシック" w:eastAsia="游ゴシック"/>
-                <w:b w:val="0"/>
-                <w:i w:val="0"/>
-                <w:sz w:val="17"/>
-              </w:rPr>
-              <w:t>同上。</w:t>
-            </w:r>
-            <w:r>
-              <w:rPr>
-                <w:rFonts w:ascii="游ゴシック" w:hAnsi="游ゴシック" w:eastAsia="游ゴシック"/>
-                <w:b/>
-                <w:i w:val="0"/>
-                <w:sz w:val="17"/>
-              </w:rPr>
-              <w:t>計画値と実績値の対比、乖離が大きいサービスの説明は別途「第9期計画の見込みと実績の対比」にある</w:t>
-            </w:r>
-          </w:p>
-        </w:tc>
-        <w:tc>
-          <w:tcPr>
-            <w:tcW w:type="dxa" w:w="2588"/>
-            <w:vAlign w:val="center"/>
-          </w:tcPr>
-          <w:p>
-            <w:pPr>
-              <w:spacing w:before="20" w:after="20"/>
-            </w:pPr>
-            <w:r>
-              <w:rPr>
-                <w:rFonts w:ascii="游ゴシック" w:hAnsi="游ゴシック" w:eastAsia="游ゴシック"/>
-                <w:b/>
-                <w:i w:val="0"/>
-                <w:sz w:val="17"/>
-              </w:rPr>
-              <w:t>第3章3　介護保険事業の実績</w:t>
-            </w:r>
-          </w:p>
-        </w:tc>
-      </w:tr>
-      <w:tr>
-        <w:tc>
-          <w:tcPr>
-            <w:tcW w:type="dxa" w:w="2464"/>
-            <w:vAlign w:val="center"/>
-          </w:tcPr>
-          <w:p>
-            <w:pPr>
-              <w:spacing w:before="20" w:after="20"/>
-            </w:pPr>
-            <w:r>
-              <w:rPr>
-                <w:rFonts w:ascii="游ゴシック" w:hAnsi="游ゴシック" w:eastAsia="游ゴシック"/>
-                <w:b/>
-                <w:i w:val="0"/>
-                <w:sz w:val="17"/>
-              </w:rPr>
-              <w:t>第6章　介護保険事業等の見込み</w:t>
-            </w:r>
-            <w:r>
-              <w:rPr>
-                <w:rFonts w:ascii="游ゴシック" w:hAnsi="游ゴシック" w:eastAsia="游ゴシック"/>
-                <w:b w:val="0"/>
-                <w:i w:val="0"/>
-                <w:sz w:val="17"/>
-              </w:rPr>
-              <w:br/>
-              <w:t>第5節　介護施設整備に係る基本方針</w:t>
-            </w:r>
-          </w:p>
-        </w:tc>
-        <w:tc>
-          <w:tcPr>
-            <w:tcW w:type="dxa" w:w="4699"/>
-            <w:vAlign w:val="center"/>
-          </w:tcPr>
-          <w:p>
-            <w:pPr>
-              <w:spacing w:before="20" w:after="20"/>
-            </w:pPr>
-            <w:r>
-              <w:rPr>
-                <w:rFonts w:ascii="游ゴシック" w:hAnsi="游ゴシック" w:eastAsia="游ゴシック"/>
-                <w:b/>
-                <w:i w:val="0"/>
-                <w:sz w:val="17"/>
-              </w:rPr>
-              <w:t>整備の判断基準を示す節。</w:t>
-            </w:r>
-            <w:r>
-              <w:rPr>
-                <w:rFonts w:ascii="游ゴシック" w:hAnsi="游ゴシック" w:eastAsia="游ゴシック"/>
-                <w:b w:val="0"/>
-                <w:i w:val="0"/>
-                <w:sz w:val="17"/>
-              </w:rPr>
-              <w:t>既存資源／供給の空白／供給制約／広域調整／医療との整合の5つの観点で、「整備しない」という判断も明示的な選択として書く形。本町は整備の判断基準を書いていない</w:t>
-            </w:r>
-          </w:p>
-        </w:tc>
-        <w:tc>
-          <w:tcPr>
-            <w:tcW w:type="dxa" w:w="2588"/>
-            <w:vAlign w:val="center"/>
-          </w:tcPr>
-          <w:p>
-            <w:pPr>
-              <w:spacing w:before="20" w:after="20"/>
-            </w:pPr>
-            <w:r>
-              <w:rPr>
-                <w:rFonts w:ascii="游ゴシック" w:hAnsi="游ゴシック" w:eastAsia="游ゴシック"/>
-                <w:b/>
-                <w:i w:val="0"/>
-                <w:sz w:val="17"/>
-              </w:rPr>
-              <w:t>第6章8　介護施設整備に係る基本方針</w:t>
-            </w:r>
-          </w:p>
-        </w:tc>
-      </w:tr>
-      <w:tr>
-        <w:tc>
-          <w:tcPr>
-            <w:tcW w:type="dxa" w:w="2464"/>
-            <w:vAlign w:val="center"/>
-          </w:tcPr>
-          <w:p>
-            <w:pPr>
-              <w:spacing w:before="20" w:after="20"/>
-            </w:pPr>
-            <w:r>
-              <w:rPr>
-                <w:rFonts w:ascii="游ゴシック" w:hAnsi="游ゴシック" w:eastAsia="游ゴシック"/>
-                <w:b/>
-                <w:i w:val="0"/>
-                <w:sz w:val="17"/>
-              </w:rPr>
-              <w:t>第6章　介護保険事業等の見込み</w:t>
-            </w:r>
-            <w:r>
-              <w:rPr>
-                <w:rFonts w:ascii="游ゴシック" w:hAnsi="游ゴシック" w:eastAsia="游ゴシック"/>
-                <w:b w:val="0"/>
-                <w:i w:val="0"/>
-                <w:sz w:val="17"/>
-              </w:rPr>
-              <w:br/>
-              <w:t>第7節　低所得者支援</w:t>
-            </w:r>
-          </w:p>
-        </w:tc>
-        <w:tc>
-          <w:tcPr>
-            <w:tcW w:type="dxa" w:w="4699"/>
-            <w:vAlign w:val="center"/>
-          </w:tcPr>
-          <w:p>
-            <w:pPr>
-              <w:spacing w:before="20" w:after="20"/>
-            </w:pPr>
-            <w:r>
-              <w:rPr>
-                <w:rFonts w:ascii="游ゴシック" w:hAnsi="游ゴシック" w:eastAsia="游ゴシック"/>
-                <w:b/>
-                <w:i w:val="0"/>
-                <w:sz w:val="17"/>
-              </w:rPr>
-              <w:t>保険料公費軽減・高額介護サービス費・負担限度額認定・社会福祉法人等軽減・納付相談をまとめる節。</w:t>
-            </w:r>
-            <w:r>
-              <w:rPr>
-                <w:rFonts w:ascii="游ゴシック" w:hAnsi="游ゴシック" w:eastAsia="游ゴシック"/>
-                <w:b w:val="0"/>
-                <w:i w:val="0"/>
-                <w:sz w:val="17"/>
-              </w:rPr>
-              <w:t>本町は所得段階別保険料率の表に軽減後の乗率を載せているが、</w:t>
-            </w:r>
-            <w:r>
-              <w:rPr>
-                <w:rFonts w:ascii="游ゴシック" w:hAnsi="游ゴシック" w:eastAsia="游ゴシック"/>
-                <w:b/>
-                <w:i w:val="0"/>
-                <w:sz w:val="17"/>
-              </w:rPr>
-              <w:t>軽減制度そのものの周知・運用を書いていない</w:t>
-            </w:r>
-          </w:p>
-        </w:tc>
-        <w:tc>
-          <w:tcPr>
-            <w:tcW w:type="dxa" w:w="2588"/>
-            <w:vAlign w:val="center"/>
-          </w:tcPr>
-          <w:p>
-            <w:pPr>
-              <w:spacing w:before="20" w:after="20"/>
-            </w:pPr>
-            <w:r>
-              <w:rPr>
-                <w:rFonts w:ascii="游ゴシック" w:hAnsi="游ゴシック" w:eastAsia="游ゴシック"/>
-                <w:b/>
-                <w:i w:val="0"/>
-                <w:sz w:val="17"/>
-              </w:rPr>
-              <w:t>第6章9　低所得者支援</w:t>
-            </w:r>
-          </w:p>
-        </w:tc>
-      </w:tr>
-      <w:tr>
-        <w:tc>
-          <w:tcPr>
-            <w:tcW w:type="dxa" w:w="2464"/>
-            <w:vAlign w:val="center"/>
-          </w:tcPr>
-          <w:p>
-            <w:pPr>
-              <w:spacing w:before="20" w:after="20"/>
-            </w:pPr>
-            <w:r>
-              <w:rPr>
-                <w:rFonts w:ascii="游ゴシック" w:hAnsi="游ゴシック" w:eastAsia="游ゴシック"/>
-                <w:b/>
-                <w:i w:val="0"/>
-                <w:sz w:val="17"/>
-              </w:rPr>
-              <w:t>資料編</w:t>
-            </w:r>
-            <w:r>
-              <w:rPr>
-                <w:rFonts w:ascii="游ゴシック" w:hAnsi="游ゴシック" w:eastAsia="游ゴシック"/>
-                <w:b w:val="0"/>
-                <w:i w:val="0"/>
-                <w:sz w:val="17"/>
-              </w:rPr>
-              <w:br/>
-              <w:t>資料1　代表KPIの定義</w:t>
-            </w:r>
-          </w:p>
-        </w:tc>
-        <w:tc>
-          <w:tcPr>
-            <w:tcW w:type="dxa" w:w="4699"/>
-            <w:vAlign w:val="center"/>
-          </w:tcPr>
-          <w:p>
-            <w:pPr>
-              <w:spacing w:before="20" w:after="20"/>
-            </w:pPr>
-            <w:r>
-              <w:rPr>
-                <w:rFonts w:ascii="游ゴシック" w:hAnsi="游ゴシック" w:eastAsia="游ゴシック"/>
-                <w:b/>
-                <w:i w:val="0"/>
-                <w:sz w:val="17"/>
-              </w:rPr>
-              <w:t>成果指標の定義・算式・基準時点・データ源を固定する資料。</w:t>
-            </w:r>
-            <w:r>
-              <w:rPr>
-                <w:rFonts w:ascii="游ゴシック" w:hAnsi="游ゴシック" w:eastAsia="游ゴシック"/>
-                <w:b w:val="0"/>
-                <w:i w:val="0"/>
-                <w:sz w:val="17"/>
-              </w:rPr>
-              <w:t>本町は成果指標を第4章の表に書いているが、</w:t>
-            </w:r>
-            <w:r>
-              <w:rPr>
-                <w:rFonts w:ascii="游ゴシック" w:hAnsi="游ゴシック" w:eastAsia="游ゴシック"/>
-                <w:b/>
-                <w:i w:val="0"/>
-                <w:sz w:val="17"/>
-              </w:rPr>
-              <w:t>定義書が無い</w:t>
-            </w:r>
-            <w:r>
-              <w:rPr>
-                <w:rFonts w:ascii="游ゴシック" w:hAnsi="游ゴシック" w:eastAsia="游ゴシック"/>
-                <w:b w:val="0"/>
-                <w:i w:val="0"/>
-                <w:sz w:val="17"/>
-              </w:rPr>
-              <w:t>。</w:t>
-            </w:r>
-            <w:r>
-              <w:rPr>
-                <w:rFonts w:ascii="游ゴシック" w:hAnsi="游ゴシック" w:eastAsia="游ゴシック"/>
-                <w:b/>
-                <w:i w:val="0"/>
-                <w:sz w:val="17"/>
-              </w:rPr>
-              <w:t>指標の定義が動くと年次評価が成り立たない</w:t>
-            </w:r>
-          </w:p>
-        </w:tc>
-        <w:tc>
-          <w:tcPr>
-            <w:tcW w:type="dxa" w:w="2588"/>
-            <w:vAlign w:val="center"/>
-          </w:tcPr>
-          <w:p>
-            <w:pPr>
-              <w:spacing w:before="20" w:after="20"/>
-            </w:pPr>
-            <w:r>
-              <w:rPr>
-                <w:rFonts w:ascii="游ゴシック" w:hAnsi="游ゴシック" w:eastAsia="游ゴシック"/>
-                <w:b/>
-                <w:i w:val="0"/>
-                <w:sz w:val="17"/>
-              </w:rPr>
-              <w:t>資料編8　成果指標の定義（算式・基準時点・データ源・除外・定義変更の扱い）</w:t>
-            </w:r>
-          </w:p>
-        </w:tc>
-      </w:tr>
-      <w:tr>
-        <w:tc>
-          <w:tcPr>
-            <w:tcW w:type="dxa" w:w="2464"/>
-            <w:vAlign w:val="center"/>
-          </w:tcPr>
-          <w:p>
-            <w:pPr>
-              <w:spacing w:before="20" w:after="20"/>
-            </w:pPr>
-            <w:r>
-              <w:rPr>
-                <w:rFonts w:ascii="游ゴシック" w:hAnsi="游ゴシック" w:eastAsia="游ゴシック"/>
-                <w:b/>
-                <w:i w:val="0"/>
-                <w:sz w:val="17"/>
-              </w:rPr>
-              <w:t>資料編</w:t>
-            </w:r>
-            <w:r>
-              <w:rPr>
-                <w:rFonts w:ascii="游ゴシック" w:hAnsi="游ゴシック" w:eastAsia="游ゴシック"/>
-                <w:b w:val="0"/>
-                <w:i w:val="0"/>
-                <w:sz w:val="17"/>
-              </w:rPr>
-              <w:br/>
-              <w:t>資料3　年次評価スコアカード</w:t>
-            </w:r>
-          </w:p>
-        </w:tc>
-        <w:tc>
-          <w:tcPr>
-            <w:tcW w:type="dxa" w:w="4699"/>
-            <w:vAlign w:val="center"/>
-          </w:tcPr>
-          <w:p>
-            <w:pPr>
-              <w:spacing w:before="20" w:after="20"/>
-            </w:pPr>
-            <w:r>
-              <w:rPr>
-                <w:rFonts w:ascii="游ゴシック" w:hAnsi="游ゴシック" w:eastAsia="游ゴシック"/>
-                <w:b/>
-                <w:i w:val="0"/>
-                <w:sz w:val="17"/>
-              </w:rPr>
-              <w:t>毎年度の評価を記入する様式。</w:t>
-            </w:r>
-            <w:r>
-              <w:rPr>
-                <w:rFonts w:ascii="游ゴシック" w:hAnsi="游ゴシック" w:eastAsia="游ゴシック"/>
-                <w:b w:val="0"/>
-                <w:i w:val="0"/>
-                <w:sz w:val="17"/>
-              </w:rPr>
-              <w:t>本町は第5章2（進行管理）に評価の方法を書いているが、様式が無い</w:t>
-            </w:r>
-          </w:p>
-        </w:tc>
-        <w:tc>
-          <w:tcPr>
-            <w:tcW w:type="dxa" w:w="2588"/>
-            <w:vAlign w:val="center"/>
-          </w:tcPr>
-          <w:p>
-            <w:pPr>
-              <w:spacing w:before="20" w:after="20"/>
-            </w:pPr>
-            <w:r>
-              <w:rPr>
-                <w:rFonts w:ascii="游ゴシック" w:hAnsi="游ゴシック" w:eastAsia="游ゴシック"/>
-                <w:b/>
-                <w:i w:val="0"/>
-                <w:sz w:val="17"/>
-              </w:rPr>
-              <w:t>資料編9　年次評価の様式（判定4区分・未達の要因・次年度の対応）</w:t>
-            </w:r>
-          </w:p>
-        </w:tc>
-      </w:tr>
-      <w:tr>
-        <w:tc>
-          <w:tcPr>
-            <w:tcW w:type="dxa" w:w="2464"/>
-            <w:vAlign w:val="center"/>
-          </w:tcPr>
-          <w:p>
-            <w:pPr>
-              <w:spacing w:before="20" w:after="20"/>
-            </w:pPr>
-            <w:r>
-              <w:rPr>
-                <w:rFonts w:ascii="游ゴシック" w:hAnsi="游ゴシック" w:eastAsia="游ゴシック"/>
-                <w:b/>
-                <w:i w:val="0"/>
-                <w:sz w:val="17"/>
-              </w:rPr>
-              <w:t>資料編</w:t>
-            </w:r>
-            <w:r>
-              <w:rPr>
-                <w:rFonts w:ascii="游ゴシック" w:hAnsi="游ゴシック" w:eastAsia="游ゴシック"/>
-                <w:b w:val="0"/>
-                <w:i w:val="0"/>
-                <w:sz w:val="17"/>
-              </w:rPr>
-              <w:br/>
-              <w:t>資料4　施策の採否・見直し基準</w:t>
-            </w:r>
-          </w:p>
-        </w:tc>
-        <w:tc>
-          <w:tcPr>
-            <w:tcW w:type="dxa" w:w="4699"/>
-            <w:vAlign w:val="center"/>
-          </w:tcPr>
-          <w:p>
-            <w:pPr>
-              <w:spacing w:before="20" w:after="20"/>
-            </w:pPr>
-            <w:r>
-              <w:rPr>
-                <w:rFonts w:ascii="游ゴシック" w:hAnsi="游ゴシック" w:eastAsia="游ゴシック"/>
-                <w:b/>
-                <w:i w:val="0"/>
-                <w:sz w:val="17"/>
-              </w:rPr>
-              <w:t>未達のときに施策をどう見直すかの基準。</w:t>
-            </w:r>
-            <w:r>
-              <w:rPr>
-                <w:rFonts w:ascii="游ゴシック" w:hAnsi="游ゴシック" w:eastAsia="游ゴシック"/>
-                <w:b w:val="0"/>
-                <w:i w:val="0"/>
-                <w:sz w:val="17"/>
-              </w:rPr>
-              <w:t>本町は書いていない</w:t>
-            </w:r>
-          </w:p>
-        </w:tc>
-        <w:tc>
-          <w:tcPr>
-            <w:tcW w:type="dxa" w:w="2588"/>
-            <w:vAlign w:val="center"/>
-          </w:tcPr>
-          <w:p>
-            <w:pPr>
-              <w:spacing w:before="20" w:after="20"/>
-            </w:pPr>
-            <w:r>
-              <w:rPr>
-                <w:rFonts w:ascii="游ゴシック" w:hAnsi="游ゴシック" w:eastAsia="游ゴシック"/>
-                <w:b/>
-                <w:i w:val="0"/>
-                <w:sz w:val="17"/>
-              </w:rPr>
-              <w:t>資料編10　施策の見直しの基準（未達の要因別）</w:t>
-            </w:r>
-          </w:p>
-        </w:tc>
-      </w:tr>
-      <w:tr>
-        <w:tc>
-          <w:tcPr>
-            <w:tcW w:type="dxa" w:w="2464"/>
-            <w:vAlign w:val="center"/>
-          </w:tcPr>
-          <w:p>
-            <w:pPr>
-              <w:spacing w:before="20" w:after="20"/>
-            </w:pPr>
-            <w:r>
-              <w:rPr>
-                <w:rFonts w:ascii="游ゴシック" w:hAnsi="游ゴシック" w:eastAsia="游ゴシック"/>
-                <w:b/>
-                <w:i w:val="0"/>
-                <w:sz w:val="17"/>
-              </w:rPr>
-              <w:t>資料編</w:t>
-            </w:r>
-            <w:r>
-              <w:rPr>
-                <w:rFonts w:ascii="游ゴシック" w:hAnsi="游ゴシック" w:eastAsia="游ゴシック"/>
-                <w:b w:val="0"/>
-                <w:i w:val="0"/>
-                <w:sz w:val="17"/>
-              </w:rPr>
-              <w:br/>
-              <w:t>資料5　主な参照資料</w:t>
-            </w:r>
-          </w:p>
-        </w:tc>
-        <w:tc>
-          <w:tcPr>
-            <w:tcW w:type="dxa" w:w="4699"/>
-            <w:vAlign w:val="center"/>
-          </w:tcPr>
-          <w:p>
-            <w:pPr>
-              <w:spacing w:before="20" w:after="20"/>
-            </w:pPr>
-            <w:r>
-              <w:rPr>
-                <w:rFonts w:ascii="游ゴシック" w:hAnsi="游ゴシック" w:eastAsia="游ゴシック"/>
-                <w:b/>
-                <w:i w:val="0"/>
-                <w:sz w:val="17"/>
-              </w:rPr>
-              <w:t>出典の一覧。</w:t>
-            </w:r>
-            <w:r>
-              <w:rPr>
-                <w:rFonts w:ascii="游ゴシック" w:hAnsi="游ゴシック" w:eastAsia="游ゴシック"/>
-                <w:b w:val="0"/>
-                <w:i w:val="0"/>
-                <w:sz w:val="17"/>
-              </w:rPr>
-              <w:t>本町は各表の下に出所を書いているが、一覧が無い</w:t>
-            </w:r>
-          </w:p>
-        </w:tc>
-        <w:tc>
-          <w:tcPr>
-            <w:tcW w:type="dxa" w:w="2588"/>
-            <w:vAlign w:val="center"/>
-          </w:tcPr>
-          <w:p>
-            <w:pPr>
-              <w:spacing w:before="20" w:after="20"/>
-            </w:pPr>
-            <w:r>
-              <w:rPr>
-                <w:rFonts w:ascii="游ゴシック" w:hAnsi="游ゴシック" w:eastAsia="游ゴシック"/>
-                <w:b/>
-                <w:i w:val="0"/>
-                <w:sz w:val="17"/>
-              </w:rPr>
-              <w:t>資料編11　主な参照資料</w:t>
-            </w:r>
-          </w:p>
-        </w:tc>
-      </w:tr>
-      <w:tr>
-        <w:tc>
-          <w:tcPr>
-            <w:tcW w:type="dxa" w:w="2464"/>
+            <w:tcW w:type="dxa" w:w="2896"/>
             <w:vAlign w:val="center"/>
           </w:tcPr>
           <w:p>
@@ -3247,7 +2463,7 @@
         </w:tc>
         <w:tc>
           <w:tcPr>
-            <w:tcW w:type="dxa" w:w="4699"/>
+            <w:tcW w:type="dxa" w:w="5342"/>
             <w:vAlign w:val="center"/>
           </w:tcPr>
           <w:p>
@@ -3276,7 +2492,7 @@
         </w:tc>
         <w:tc>
           <w:tcPr>
-            <w:tcW w:type="dxa" w:w="2588"/>
+            <w:tcW w:type="dxa" w:w="1513"/>
             <w:vAlign w:val="center"/>
           </w:tcPr>
           <w:p>
@@ -3339,14 +2555,14 @@
         </w:tblCellMar>
       </w:tblPr>
       <w:tblGrid>
-        <w:gridCol w:w="2558"/>
-        <w:gridCol w:w="2413"/>
-        <w:gridCol w:w="4780"/>
+        <w:gridCol w:w="2355"/>
+        <w:gridCol w:w="2045"/>
+        <w:gridCol w:w="5351"/>
       </w:tblGrid>
       <w:tr>
         <w:tc>
           <w:tcPr>
-            <w:tcW w:type="dxa" w:w="2558"/>
+            <w:tcW w:type="dxa" w:w="2355"/>
             <w:shd w:val="clear" w:fill="1F3864"/>
             <w:vAlign w:val="center"/>
           </w:tcPr>
@@ -3369,7 +2585,7 @@
         </w:tc>
         <w:tc>
           <w:tcPr>
-            <w:tcW w:type="dxa" w:w="2413"/>
+            <w:tcW w:type="dxa" w:w="2045"/>
             <w:shd w:val="clear" w:fill="1F3864"/>
             <w:vAlign w:val="center"/>
           </w:tcPr>
@@ -3392,7 +2608,7 @@
         </w:tc>
         <w:tc>
           <w:tcPr>
-            <w:tcW w:type="dxa" w:w="4780"/>
+            <w:tcW w:type="dxa" w:w="5351"/>
             <w:shd w:val="clear" w:fill="1F3864"/>
             <w:vAlign w:val="center"/>
           </w:tcPr>
@@ -3417,7 +2633,7 @@
       <w:tr>
         <w:tc>
           <w:tcPr>
-            <w:tcW w:type="dxa" w:w="2558"/>
+            <w:tcW w:type="dxa" w:w="2355"/>
             <w:vAlign w:val="center"/>
           </w:tcPr>
           <w:p>
@@ -3431,7 +2647,7 @@
                 <w:i w:val="0"/>
                 <w:sz w:val="17"/>
               </w:rPr>
-              <w:t>第1章　計画策定の意義</w:t>
+              <w:t>第2章　高齢者及び介護保険の状況</w:t>
             </w:r>
             <w:r>
               <w:rPr>
@@ -3441,13 +2657,33 @@
                 <w:sz w:val="17"/>
               </w:rPr>
               <w:br/>
-              <w:t>第6節　計画の進行管理・推進体制</w:t>
-            </w:r>
-          </w:p>
-        </w:tc>
-        <w:tc>
-          <w:tcPr>
-            <w:tcW w:type="dxa" w:w="2413"/>
+              <w:t>第3節　サービス提供体制の状況</w:t>
+            </w:r>
+          </w:p>
+        </w:tc>
+        <w:tc>
+          <w:tcPr>
+            <w:tcW w:type="dxa" w:w="2045"/>
+            <w:vAlign w:val="center"/>
+          </w:tcPr>
+          <w:p>
+            <w:pPr>
+              <w:spacing w:before="20" w:after="20"/>
+            </w:pPr>
+            <w:r>
+              <w:rPr>
+                <w:rFonts w:ascii="游ゴシック" w:hAnsi="游ゴシック" w:eastAsia="游ゴシック"/>
+                <w:b w:val="0"/>
+                <w:i w:val="0"/>
+                <w:sz w:val="17"/>
+              </w:rPr>
+              <w:t>第2章5　サービス提供体制の状況</w:t>
+            </w:r>
+          </w:p>
+        </w:tc>
+        <w:tc>
+          <w:tcPr>
+            <w:tcW w:type="dxa" w:w="5351"/>
             <w:vAlign w:val="center"/>
           </w:tcPr>
           <w:p>
@@ -3461,19 +2697,8 @@
                 <w:i w:val="0"/>
                 <w:sz w:val="17"/>
               </w:rPr>
-              <w:t>第1章6　計画の進行管理・推進体制（評価の3層・推進体制・点検項目）</w:t>
-            </w:r>
-          </w:p>
-        </w:tc>
-        <w:tc>
-          <w:tcPr>
-            <w:tcW w:type="dxa" w:w="4780"/>
-            <w:vAlign w:val="center"/>
-          </w:tcPr>
-          <w:p>
-            <w:pPr>
-              <w:spacing w:before="20" w:after="20"/>
-            </w:pPr>
+              <w:t>他団体は8項目に分けている</w:t>
+            </w:r>
             <w:r>
               <w:rPr>
                 <w:rFonts w:ascii="游ゴシック" w:hAnsi="游ゴシック" w:eastAsia="游ゴシック"/>
@@ -3481,7 +2706,16 @@
                 <w:i w:val="0"/>
                 <w:sz w:val="17"/>
               </w:rPr>
-              <w:t>本町は最終章に置いている。他団体は第1章に置き、評価の3層（成果KPI／施策管理指標／需給・財政モニタリング）を先に示している</w:t>
+              <w:t>（域内に事業所が存在しないサービス／事業所数の推移／供給の薄い分野と厚い分野／自給率／従事者数／施設・住まいの供給量／通常の事業実施地域／入退所の状況）。</w:t>
+            </w:r>
+            <w:r>
+              <w:rPr>
+                <w:rFonts w:ascii="游ゴシック" w:hAnsi="游ゴシック" w:eastAsia="游ゴシック"/>
+                <w:b/>
+                <w:i w:val="0"/>
+                <w:sz w:val="17"/>
+              </w:rPr>
+              <w:t>本町で書けるのは自給率と供給量まで。従事者数・通常の事業実施地域・入退所の状況は資料が無い</w:t>
             </w:r>
           </w:p>
         </w:tc>
@@ -3489,7 +2723,7 @@
       <w:tr>
         <w:tc>
           <w:tcPr>
-            <w:tcW w:type="dxa" w:w="2558"/>
+            <w:tcW w:type="dxa" w:w="2355"/>
             <w:vAlign w:val="center"/>
           </w:tcPr>
           <w:p>
@@ -3503,7 +2737,7 @@
                 <w:i w:val="0"/>
                 <w:sz w:val="17"/>
               </w:rPr>
-              <w:t>第1章　計画策定の意義</w:t>
+              <w:t>第6章　介護保険事業等の見込み</w:t>
             </w:r>
             <w:r>
               <w:rPr>
@@ -3513,13 +2747,33 @@
                 <w:sz w:val="17"/>
               </w:rPr>
               <w:br/>
-              <w:t>第7節　日常生活圏域の設定</w:t>
-            </w:r>
-          </w:p>
-        </w:tc>
-        <w:tc>
-          <w:tcPr>
-            <w:tcW w:type="dxa" w:w="2413"/>
+              <w:t>第4節　介護保険サービス等における施設の見込み</w:t>
+            </w:r>
+          </w:p>
+        </w:tc>
+        <w:tc>
+          <w:tcPr>
+            <w:tcW w:type="dxa" w:w="2045"/>
+            <w:vAlign w:val="center"/>
+          </w:tcPr>
+          <w:p>
+            <w:pPr>
+              <w:spacing w:before="20" w:after="20"/>
+            </w:pPr>
+            <w:r>
+              <w:rPr>
+                <w:rFonts w:ascii="游ゴシック" w:hAnsi="游ゴシック" w:eastAsia="游ゴシック"/>
+                <w:b w:val="0"/>
+                <w:i w:val="0"/>
+                <w:sz w:val="17"/>
+              </w:rPr>
+              <w:t>第6章8　介護施設等の整備の基本方針と必要利用定員総数</w:t>
+            </w:r>
+          </w:p>
+        </w:tc>
+        <w:tc>
+          <w:tcPr>
+            <w:tcW w:type="dxa" w:w="5351"/>
             <w:vAlign w:val="center"/>
           </w:tcPr>
           <w:p>
@@ -3533,19 +2787,17 @@
                 <w:i w:val="0"/>
                 <w:sz w:val="17"/>
               </w:rPr>
-              <w:t>第1章5　日常生活圏域の設定（4つの条件と判断）</w:t>
-            </w:r>
-          </w:p>
-        </w:tc>
-        <w:tc>
-          <w:tcPr>
-            <w:tcW w:type="dxa" w:w="4780"/>
-            <w:vAlign w:val="center"/>
-          </w:tcPr>
-          <w:p>
-            <w:pPr>
-              <w:spacing w:before="20" w:after="20"/>
-            </w:pPr>
+              <w:t>他団体は4項目に分けている</w:t>
+            </w:r>
+            <w:r>
+              <w:rPr>
+                <w:rFonts w:ascii="游ゴシック" w:hAnsi="游ゴシック" w:eastAsia="游ゴシック"/>
+                <w:b w:val="0"/>
+                <w:i w:val="0"/>
+                <w:sz w:val="17"/>
+              </w:rPr>
+              <w:t>（24時間対応サービスの確保方策／施設・居住系の整備見込み／在宅医療・高齢者救急との整合／圏域ごとの必要利用定員総数）。</w:t>
+            </w:r>
             <w:r>
               <w:rPr>
                 <w:rFonts w:ascii="游ゴシック" w:hAnsi="游ゴシック" w:eastAsia="游ゴシック"/>
@@ -3553,7 +2805,7 @@
                 <w:i w:val="0"/>
                 <w:sz w:val="17"/>
               </w:rPr>
-              <w:t>介護保険法117条2項1号が定めを求める事項。</w:t>
+              <w:t>令和8年10月に必要利用定員総数を第6章8に掲げた。</w:t>
             </w:r>
             <w:r>
               <w:rPr>
@@ -3562,7 +2814,7 @@
                 <w:i w:val="0"/>
                 <w:sz w:val="17"/>
               </w:rPr>
-              <w:t>本町は「町全域を1つの圏域」とする旨を表の1行と注記に書いているが、独立した節にしていない。</w:t>
+              <w:t>残る△は24時間対応サービス（定期巡回・随時対応型、夜間対応型）の確保方策で、本町に事業所がなく、</w:t>
             </w:r>
             <w:r>
               <w:rPr>
@@ -3571,7 +2823,7 @@
                 <w:i w:val="0"/>
                 <w:sz w:val="17"/>
               </w:rPr>
-              <w:t>理由（地理的条件・人口・交通事情）を示していない</w:t>
+              <w:t>確保の方策を書いていない</w:t>
             </w:r>
           </w:p>
         </w:tc>
@@ -3579,493 +2831,7 @@
       <w:tr>
         <w:tc>
           <w:tcPr>
-            <w:tcW w:type="dxa" w:w="2558"/>
-            <w:vAlign w:val="center"/>
-          </w:tcPr>
-          <w:p>
-            <w:pPr>
-              <w:spacing w:before="20" w:after="20"/>
-            </w:pPr>
-            <w:r>
-              <w:rPr>
-                <w:rFonts w:ascii="游ゴシック" w:hAnsi="游ゴシック" w:eastAsia="游ゴシック"/>
-                <w:b/>
-                <w:i w:val="0"/>
-                <w:sz w:val="17"/>
-              </w:rPr>
-              <w:t>第2章　高齢者及び介護保険の状況</w:t>
-            </w:r>
-            <w:r>
-              <w:rPr>
-                <w:rFonts w:ascii="游ゴシック" w:hAnsi="游ゴシック" w:eastAsia="游ゴシック"/>
-                <w:b w:val="0"/>
-                <w:i w:val="0"/>
-                <w:sz w:val="17"/>
-              </w:rPr>
-              <w:br/>
-              <w:t>第3節　サービス提供体制の状況</w:t>
-            </w:r>
-          </w:p>
-        </w:tc>
-        <w:tc>
-          <w:tcPr>
-            <w:tcW w:type="dxa" w:w="2413"/>
-            <w:vAlign w:val="center"/>
-          </w:tcPr>
-          <w:p>
-            <w:pPr>
-              <w:spacing w:before="20" w:after="20"/>
-            </w:pPr>
-            <w:r>
-              <w:rPr>
-                <w:rFonts w:ascii="游ゴシック" w:hAnsi="游ゴシック" w:eastAsia="游ゴシック"/>
-                <w:b w:val="0"/>
-                <w:i w:val="0"/>
-                <w:sz w:val="17"/>
-              </w:rPr>
-              <w:t>第2章5　サービス提供体制の状況</w:t>
-            </w:r>
-          </w:p>
-        </w:tc>
-        <w:tc>
-          <w:tcPr>
-            <w:tcW w:type="dxa" w:w="4780"/>
-            <w:vAlign w:val="center"/>
-          </w:tcPr>
-          <w:p>
-            <w:pPr>
-              <w:spacing w:before="20" w:after="20"/>
-            </w:pPr>
-            <w:r>
-              <w:rPr>
-                <w:rFonts w:ascii="游ゴシック" w:hAnsi="游ゴシック" w:eastAsia="游ゴシック"/>
-                <w:b/>
-                <w:i w:val="0"/>
-                <w:sz w:val="17"/>
-              </w:rPr>
-              <w:t>他団体は8項目に分けている</w:t>
-            </w:r>
-            <w:r>
-              <w:rPr>
-                <w:rFonts w:ascii="游ゴシック" w:hAnsi="游ゴシック" w:eastAsia="游ゴシック"/>
-                <w:b w:val="0"/>
-                <w:i w:val="0"/>
-                <w:sz w:val="17"/>
-              </w:rPr>
-              <w:t>（域内に事業所が存在しないサービス／事業所数の推移／供給の薄い分野と厚い分野／自給率／従事者数／施設・住まいの供給量／通常の事業実施地域／入退所の状況）。</w:t>
-            </w:r>
-            <w:r>
-              <w:rPr>
-                <w:rFonts w:ascii="游ゴシック" w:hAnsi="游ゴシック" w:eastAsia="游ゴシック"/>
-                <w:b/>
-                <w:i w:val="0"/>
-                <w:sz w:val="17"/>
-              </w:rPr>
-              <w:t>本町で書けるのは自給率と供給量まで。従事者数・通常の事業実施地域・入退所の状況は資料が無い</w:t>
-            </w:r>
-          </w:p>
-        </w:tc>
-      </w:tr>
-      <w:tr>
-        <w:tc>
-          <w:tcPr>
-            <w:tcW w:type="dxa" w:w="2558"/>
-            <w:vAlign w:val="center"/>
-          </w:tcPr>
-          <w:p>
-            <w:pPr>
-              <w:spacing w:before="20" w:after="20"/>
-            </w:pPr>
-            <w:r>
-              <w:rPr>
-                <w:rFonts w:ascii="游ゴシック" w:hAnsi="游ゴシック" w:eastAsia="游ゴシック"/>
-                <w:b/>
-                <w:i w:val="0"/>
-                <w:sz w:val="17"/>
-              </w:rPr>
-              <w:t>第3章　第9期計画の実施状況と評価</w:t>
-            </w:r>
-            <w:r>
-              <w:rPr>
-                <w:rFonts w:ascii="游ゴシック" w:hAnsi="游ゴシック" w:eastAsia="游ゴシック"/>
-                <w:b w:val="0"/>
-                <w:i w:val="0"/>
-                <w:sz w:val="17"/>
-              </w:rPr>
-              <w:br/>
-              <w:t>第4節　第9期計画の評価と第10期への課題</w:t>
-            </w:r>
-          </w:p>
-        </w:tc>
-        <w:tc>
-          <w:tcPr>
-            <w:tcW w:type="dxa" w:w="2413"/>
-            <w:vAlign w:val="center"/>
-          </w:tcPr>
-          <w:p>
-            <w:pPr>
-              <w:spacing w:before="20" w:after="20"/>
-            </w:pPr>
-            <w:r>
-              <w:rPr>
-                <w:rFonts w:ascii="游ゴシック" w:hAnsi="游ゴシック" w:eastAsia="游ゴシック"/>
-                <w:b/>
-                <w:i w:val="0"/>
-                <w:sz w:val="17"/>
-              </w:rPr>
-              <w:t>第3章4　第9期の評価と第10期への課題</w:t>
-            </w:r>
-          </w:p>
-        </w:tc>
-        <w:tc>
-          <w:tcPr>
-            <w:tcW w:type="dxa" w:w="4780"/>
-            <w:vAlign w:val="center"/>
-          </w:tcPr>
-          <w:p>
-            <w:pPr>
-              <w:spacing w:before="20" w:after="20"/>
-            </w:pPr>
-            <w:r>
-              <w:rPr>
-                <w:rFonts w:ascii="游ゴシック" w:hAnsi="游ゴシック" w:eastAsia="游ゴシック"/>
-                <w:b w:val="0"/>
-                <w:i w:val="0"/>
-                <w:sz w:val="17"/>
-              </w:rPr>
-              <w:t>課題の整理はあるが、</w:t>
-            </w:r>
-            <w:r>
-              <w:rPr>
-                <w:rFonts w:ascii="游ゴシック" w:hAnsi="游ゴシック" w:eastAsia="游ゴシック"/>
-                <w:b/>
-                <w:i w:val="0"/>
-                <w:sz w:val="17"/>
-              </w:rPr>
-              <w:t>第9期の評価から導いた形になっていない</w:t>
-            </w:r>
-          </w:p>
-        </w:tc>
-      </w:tr>
-      <w:tr>
-        <w:tc>
-          <w:tcPr>
-            <w:tcW w:type="dxa" w:w="2558"/>
-            <w:vAlign w:val="center"/>
-          </w:tcPr>
-          <w:p>
-            <w:pPr>
-              <w:spacing w:before="20" w:after="20"/>
-            </w:pPr>
-            <w:r>
-              <w:rPr>
-                <w:rFonts w:ascii="游ゴシック" w:hAnsi="游ゴシック" w:eastAsia="游ゴシック"/>
-                <w:b/>
-                <w:i w:val="0"/>
-                <w:sz w:val="17"/>
-              </w:rPr>
-              <w:t>第6章　介護保険事業等の見込み</w:t>
-            </w:r>
-            <w:r>
-              <w:rPr>
-                <w:rFonts w:ascii="游ゴシック" w:hAnsi="游ゴシック" w:eastAsia="游ゴシック"/>
-                <w:b w:val="0"/>
-                <w:i w:val="0"/>
-                <w:sz w:val="17"/>
-              </w:rPr>
-              <w:br/>
-              <w:t>第1節　要介護認定者数の見込み</w:t>
-            </w:r>
-          </w:p>
-        </w:tc>
-        <w:tc>
-          <w:tcPr>
-            <w:tcW w:type="dxa" w:w="2413"/>
-            <w:vAlign w:val="center"/>
-          </w:tcPr>
-          <w:p>
-            <w:pPr>
-              <w:spacing w:before="20" w:after="20"/>
-            </w:pPr>
-            <w:r>
-              <w:rPr>
-                <w:rFonts w:ascii="游ゴシック" w:hAnsi="游ゴシック" w:eastAsia="游ゴシック"/>
-                <w:b/>
-                <w:i w:val="0"/>
-                <w:sz w:val="17"/>
-              </w:rPr>
-              <w:t>第6章（独立した章にした）</w:t>
-            </w:r>
-          </w:p>
-        </w:tc>
-        <w:tc>
-          <w:tcPr>
-            <w:tcW w:type="dxa" w:w="4780"/>
-            <w:vAlign w:val="center"/>
-          </w:tcPr>
-          <w:p>
-            <w:pPr>
-              <w:spacing w:before="20" w:after="20"/>
-            </w:pPr>
-            <w:r>
-              <w:rPr>
-                <w:rFonts w:ascii="游ゴシック" w:hAnsi="游ゴシック" w:eastAsia="游ゴシック"/>
-                <w:b/>
-                <w:i w:val="0"/>
-                <w:sz w:val="17"/>
-              </w:rPr>
-              <w:t>他団体は見込みを独立した章にしている。</w:t>
-            </w:r>
-            <w:r>
-              <w:rPr>
-                <w:rFonts w:ascii="游ゴシック" w:hAnsi="游ゴシック" w:eastAsia="游ゴシック"/>
-                <w:b w:val="0"/>
-                <w:i w:val="0"/>
-                <w:sz w:val="17"/>
-              </w:rPr>
-              <w:t>本町は第2章6（将来推計）と第4章 基本目標3③（見込量と保険料）に分かれている</w:t>
-            </w:r>
-          </w:p>
-        </w:tc>
-      </w:tr>
-      <w:tr>
-        <w:tc>
-          <w:tcPr>
-            <w:tcW w:type="dxa" w:w="2558"/>
-            <w:vAlign w:val="center"/>
-          </w:tcPr>
-          <w:p>
-            <w:pPr>
-              <w:spacing w:before="20" w:after="20"/>
-            </w:pPr>
-            <w:r>
-              <w:rPr>
-                <w:rFonts w:ascii="游ゴシック" w:hAnsi="游ゴシック" w:eastAsia="游ゴシック"/>
-                <w:b/>
-                <w:i w:val="0"/>
-                <w:sz w:val="17"/>
-              </w:rPr>
-              <w:t>第6章　介護保険事業等の見込み</w:t>
-            </w:r>
-            <w:r>
-              <w:rPr>
-                <w:rFonts w:ascii="游ゴシック" w:hAnsi="游ゴシック" w:eastAsia="游ゴシック"/>
-                <w:b w:val="0"/>
-                <w:i w:val="0"/>
-                <w:sz w:val="17"/>
-              </w:rPr>
-              <w:br/>
-              <w:t>第2節　介護給付等サービスの見込量</w:t>
-            </w:r>
-          </w:p>
-        </w:tc>
-        <w:tc>
-          <w:tcPr>
-            <w:tcW w:type="dxa" w:w="2413"/>
-            <w:vAlign w:val="center"/>
-          </w:tcPr>
-          <w:p>
-            <w:pPr>
-              <w:spacing w:before="20" w:after="20"/>
-            </w:pPr>
-            <w:r>
-              <w:rPr>
-                <w:rFonts w:ascii="游ゴシック" w:hAnsi="游ゴシック" w:eastAsia="游ゴシック"/>
-                <w:b/>
-                <w:i w:val="0"/>
-                <w:sz w:val="17"/>
-              </w:rPr>
-              <w:t>第6章（同上）</w:t>
-            </w:r>
-          </w:p>
-        </w:tc>
-        <w:tc>
-          <w:tcPr>
-            <w:tcW w:type="dxa" w:w="4780"/>
-            <w:vAlign w:val="center"/>
-          </w:tcPr>
-          <w:p>
-            <w:pPr>
-              <w:spacing w:before="20" w:after="20"/>
-            </w:pPr>
-            <w:r>
-              <w:rPr>
-                <w:rFonts w:ascii="游ゴシック" w:hAnsi="游ゴシック" w:eastAsia="游ゴシック"/>
-                <w:b w:val="0"/>
-                <w:i w:val="0"/>
-                <w:sz w:val="17"/>
-              </w:rPr>
-              <w:t>同上</w:t>
-            </w:r>
-          </w:p>
-        </w:tc>
-      </w:tr>
-      <w:tr>
-        <w:tc>
-          <w:tcPr>
-            <w:tcW w:type="dxa" w:w="2558"/>
-            <w:vAlign w:val="center"/>
-          </w:tcPr>
-          <w:p>
-            <w:pPr>
-              <w:spacing w:before="20" w:after="20"/>
-            </w:pPr>
-            <w:r>
-              <w:rPr>
-                <w:rFonts w:ascii="游ゴシック" w:hAnsi="游ゴシック" w:eastAsia="游ゴシック"/>
-                <w:b/>
-                <w:i w:val="0"/>
-                <w:sz w:val="17"/>
-              </w:rPr>
-              <w:t>第6章　介護保険事業等の見込み</w:t>
-            </w:r>
-            <w:r>
-              <w:rPr>
-                <w:rFonts w:ascii="游ゴシック" w:hAnsi="游ゴシック" w:eastAsia="游ゴシック"/>
-                <w:b w:val="0"/>
-                <w:i w:val="0"/>
-                <w:sz w:val="17"/>
-              </w:rPr>
-              <w:br/>
-              <w:t>第3節　介護保険サービス事業費の見込み</w:t>
-            </w:r>
-          </w:p>
-        </w:tc>
-        <w:tc>
-          <w:tcPr>
-            <w:tcW w:type="dxa" w:w="2413"/>
-            <w:vAlign w:val="center"/>
-          </w:tcPr>
-          <w:p>
-            <w:pPr>
-              <w:spacing w:before="20" w:after="20"/>
-            </w:pPr>
-            <w:r>
-              <w:rPr>
-                <w:rFonts w:ascii="游ゴシック" w:hAnsi="游ゴシック" w:eastAsia="游ゴシック"/>
-                <w:b/>
-                <w:i w:val="0"/>
-                <w:sz w:val="17"/>
-              </w:rPr>
-              <w:t>第6章（同上）</w:t>
-            </w:r>
-          </w:p>
-        </w:tc>
-        <w:tc>
-          <w:tcPr>
-            <w:tcW w:type="dxa" w:w="4780"/>
-            <w:vAlign w:val="center"/>
-          </w:tcPr>
-          <w:p>
-            <w:pPr>
-              <w:spacing w:before="20" w:after="20"/>
-            </w:pPr>
-            <w:r>
-              <w:rPr>
-                <w:rFonts w:ascii="游ゴシック" w:hAnsi="游ゴシック" w:eastAsia="游ゴシック"/>
-                <w:b w:val="0"/>
-                <w:i w:val="0"/>
-                <w:sz w:val="17"/>
-              </w:rPr>
-              <w:t>同上</w:t>
-            </w:r>
-          </w:p>
-        </w:tc>
-      </w:tr>
-      <w:tr>
-        <w:tc>
-          <w:tcPr>
-            <w:tcW w:type="dxa" w:w="2558"/>
-            <w:vAlign w:val="center"/>
-          </w:tcPr>
-          <w:p>
-            <w:pPr>
-              <w:spacing w:before="20" w:after="20"/>
-            </w:pPr>
-            <w:r>
-              <w:rPr>
-                <w:rFonts w:ascii="游ゴシック" w:hAnsi="游ゴシック" w:eastAsia="游ゴシック"/>
-                <w:b/>
-                <w:i w:val="0"/>
-                <w:sz w:val="17"/>
-              </w:rPr>
-              <w:t>第6章　介護保険事業等の見込み</w:t>
-            </w:r>
-            <w:r>
-              <w:rPr>
-                <w:rFonts w:ascii="游ゴシック" w:hAnsi="游ゴシック" w:eastAsia="游ゴシック"/>
-                <w:b w:val="0"/>
-                <w:i w:val="0"/>
-                <w:sz w:val="17"/>
-              </w:rPr>
-              <w:br/>
-              <w:t>第4節　介護保険サービス等における施設の見込み</w:t>
-            </w:r>
-          </w:p>
-        </w:tc>
-        <w:tc>
-          <w:tcPr>
-            <w:tcW w:type="dxa" w:w="2413"/>
-            <w:vAlign w:val="center"/>
-          </w:tcPr>
-          <w:p>
-            <w:pPr>
-              <w:spacing w:before="20" w:after="20"/>
-            </w:pPr>
-            <w:r>
-              <w:rPr>
-                <w:rFonts w:ascii="游ゴシック" w:hAnsi="游ゴシック" w:eastAsia="游ゴシック"/>
-                <w:b w:val="0"/>
-                <w:i w:val="0"/>
-                <w:sz w:val="17"/>
-              </w:rPr>
-              <w:t>第4章 基本目標3②（必要利用定員総数）</w:t>
-            </w:r>
-          </w:p>
-        </w:tc>
-        <w:tc>
-          <w:tcPr>
-            <w:tcW w:type="dxa" w:w="4780"/>
-            <w:vAlign w:val="center"/>
-          </w:tcPr>
-          <w:p>
-            <w:pPr>
-              <w:spacing w:before="20" w:after="20"/>
-            </w:pPr>
-            <w:r>
-              <w:rPr>
-                <w:rFonts w:ascii="游ゴシック" w:hAnsi="游ゴシック" w:eastAsia="游ゴシック"/>
-                <w:b/>
-                <w:i w:val="0"/>
-                <w:sz w:val="17"/>
-              </w:rPr>
-              <w:t>他団体は4項目に分けている</w:t>
-            </w:r>
-            <w:r>
-              <w:rPr>
-                <w:rFonts w:ascii="游ゴシック" w:hAnsi="游ゴシック" w:eastAsia="游ゴシック"/>
-                <w:b w:val="0"/>
-                <w:i w:val="0"/>
-                <w:sz w:val="17"/>
-              </w:rPr>
-              <w:t>（24時間対応サービスの確保方策／施設・居住系の整備見込み／在宅医療・高齢者救急との整合／圏域ごとの必要利用定員総数）。</w:t>
-            </w:r>
-            <w:r>
-              <w:rPr>
-                <w:rFonts w:ascii="游ゴシック" w:hAnsi="游ゴシック" w:eastAsia="游ゴシック"/>
-                <w:b/>
-                <w:i w:val="0"/>
-                <w:sz w:val="17"/>
-              </w:rPr>
-              <w:t>本町は必要利用定員総数のみ。24時間対応サービスの確保方策を書いていない</w:t>
-            </w:r>
-          </w:p>
-        </w:tc>
-      </w:tr>
-      <w:tr>
-        <w:tc>
-          <w:tcPr>
-            <w:tcW w:type="dxa" w:w="2558"/>
+            <w:tcW w:type="dxa" w:w="2355"/>
             <w:vAlign w:val="center"/>
           </w:tcPr>
           <w:p>
@@ -4095,7 +2861,7 @@
         </w:tc>
         <w:tc>
           <w:tcPr>
-            <w:tcW w:type="dxa" w:w="2413"/>
+            <w:tcW w:type="dxa" w:w="2045"/>
             <w:vAlign w:val="center"/>
           </w:tcPr>
           <w:p>
@@ -4109,13 +2875,13 @@
                 <w:i w:val="0"/>
                 <w:sz w:val="17"/>
               </w:rPr>
-              <w:t>資料編（7項目）</w:t>
-            </w:r>
-          </w:p>
-        </w:tc>
-        <w:tc>
-          <w:tcPr>
-            <w:tcW w:type="dxa" w:w="4780"/>
+              <w:t>資料編（12項目。うち8〜12は掲載済み）</w:t>
+            </w:r>
+          </w:p>
+        </w:tc>
+        <w:tc>
+          <w:tcPr>
+            <w:tcW w:type="dxa" w:w="5351"/>
             <w:vAlign w:val="center"/>
           </w:tcPr>
           <w:p>
@@ -4129,7 +2895,7 @@
                 <w:i w:val="0"/>
                 <w:sz w:val="17"/>
               </w:rPr>
-              <w:t>本町の素案にも資料編はある。内容は策定経過・委員名簿・パブリックコメントの結果・令和7年度調査の概要・統計資料・認知症施策推進基本計画との対応表・用語解説の7項目で、</w:t>
+              <w:t>本町の素案にも資料編はある。内容は策定経過・委員名簿・パブリックコメントの結果・令和7年度調査の概要・統計資料・認知症施策推進基本計画との対応表・用語解説の7項目だった。</w:t>
             </w:r>
             <w:r>
               <w:rPr>
@@ -4138,7 +2904,7 @@
                 <w:i w:val="0"/>
                 <w:sz w:val="17"/>
               </w:rPr>
-              <w:t>うち5項目は「作成予定」のまま。</w:t>
+              <w:t>令和8年10月に、評価の道具（成果指標の定義・年次評価の様式・施策の見直しの基準・主な参照資料・図表番号一覧）を資料編8〜12として掲載した。</w:t>
             </w:r>
             <w:r>
               <w:rPr>
@@ -4147,7 +2913,16 @@
                 <w:i w:val="0"/>
                 <w:sz w:val="17"/>
               </w:rPr>
-              <w:t>他団体の資料編（評価の道具をそろえるもの）とは性格が違う</w:t>
+              <w:t>残る△は1〜7で、策定経過・委員名簿・パブリックコメントの結果は</w:t>
+            </w:r>
+            <w:r>
+              <w:rPr>
+                <w:rFonts w:ascii="游ゴシック" w:hAnsi="游ゴシック" w:eastAsia="游ゴシック"/>
+                <w:b/>
+                <w:i w:val="0"/>
+                <w:sz w:val="17"/>
+              </w:rPr>
+              <w:t>手続が済まないと書けない</w:t>
             </w:r>
           </w:p>
         </w:tc>
@@ -4348,7 +3123,7 @@
                 <w:i w:val="0"/>
                 <w:sz w:val="17"/>
               </w:rPr>
-              <w:t>第1章　計画策定の意義　第4節　計画期間</w:t>
+              <w:t>第1章　計画策定の意義　第3節　計画策定の視点</w:t>
             </w:r>
           </w:p>
         </w:tc>
@@ -4368,7 +3143,7 @@
                 <w:i w:val="0"/>
                 <w:sz w:val="17"/>
               </w:rPr>
-              <w:t>第1章3　計画の位置づけと期間</w:t>
+              <w:t>第1章4　計画策定の視点</w:t>
             </w:r>
           </w:p>
         </w:tc>
@@ -4390,7 +3165,7 @@
                 <w:i w:val="0"/>
                 <w:sz w:val="17"/>
               </w:rPr>
-              <w:t>第1章　計画策定の意義　第5節　計画の策定体制</w:t>
+              <w:t>第1章　計画策定の意義　第4節　計画期間</w:t>
             </w:r>
           </w:p>
         </w:tc>
@@ -4410,7 +3185,7 @@
                 <w:i w:val="0"/>
                 <w:sz w:val="17"/>
               </w:rPr>
-              <w:t>第1章4　計画の策定体制</w:t>
+              <w:t>第1章3　計画の位置づけと期間</w:t>
             </w:r>
           </w:p>
         </w:tc>
@@ -4432,7 +3207,7 @@
                 <w:i w:val="0"/>
                 <w:sz w:val="17"/>
               </w:rPr>
-              <w:t>第1章　計画策定の意義　第8節　関係計画等との関係</w:t>
+              <w:t>第1章　計画策定の意義　第5節　計画の策定体制</w:t>
             </w:r>
           </w:p>
         </w:tc>
@@ -4452,7 +3227,7 @@
                 <w:i w:val="0"/>
                 <w:sz w:val="17"/>
               </w:rPr>
-              <w:t>第3章3　関連計画との役割分担</w:t>
+              <w:t>第1章4　計画の策定体制</w:t>
             </w:r>
           </w:p>
         </w:tc>
@@ -4474,7 +3249,7 @@
                 <w:i w:val="0"/>
                 <w:sz w:val="17"/>
               </w:rPr>
-              <w:t>第1章　計画策定の意義　第9節　介護保険制度改正の主な内容</w:t>
+              <w:t>第1章　計画策定の意義　第6節　計画の進行管理・推進体制</w:t>
             </w:r>
           </w:p>
         </w:tc>
@@ -4494,7 +3269,7 @@
                 <w:i w:val="0"/>
                 <w:sz w:val="17"/>
               </w:rPr>
-              <w:t>第1章2　第10期計画の基本指針</w:t>
+              <w:t>第1章6　計画の進行管理・推進体制</w:t>
             </w:r>
           </w:p>
         </w:tc>
@@ -4516,7 +3291,7 @@
                 <w:i w:val="0"/>
                 <w:sz w:val="17"/>
               </w:rPr>
-              <w:t>第2章　高齢者及び介護保険の状況　第1節　高齢者の状況</w:t>
+              <w:t>第1章　計画策定の意義　第7節　日常生活圏域の設定</w:t>
             </w:r>
           </w:p>
         </w:tc>
@@ -4536,7 +3311,7 @@
                 <w:i w:val="0"/>
                 <w:sz w:val="17"/>
               </w:rPr>
-              <w:t>第2章1　人口と世帯の状況</w:t>
+              <w:t>第1章5　日常生活圏域の設定</w:t>
             </w:r>
           </w:p>
         </w:tc>
@@ -4558,7 +3333,7 @@
                 <w:i w:val="0"/>
                 <w:sz w:val="17"/>
               </w:rPr>
-              <w:t>第2章　高齢者及び介護保険の状況　第2節　保険給付や地域支援事業の実態把握と分析</w:t>
+              <w:t>第1章　計画策定の意義　第8節　関係計画等との関係</w:t>
             </w:r>
           </w:p>
         </w:tc>
@@ -4578,7 +3353,7 @@
                 <w:i w:val="0"/>
                 <w:sz w:val="17"/>
               </w:rPr>
-              <w:t>第2章3　小野町の介護保険事業の状況</w:t>
+              <w:t>第3章3　関連計画との役割分担</w:t>
             </w:r>
           </w:p>
         </w:tc>
@@ -4600,7 +3375,7 @@
                 <w:i w:val="0"/>
                 <w:sz w:val="17"/>
               </w:rPr>
-              <w:t>第2章　高齢者及び介護保険の状況　第4節　高齢者の生活実態</w:t>
+              <w:t>第1章　計画策定の意義　第9節　介護保険制度改正の主な内容</w:t>
             </w:r>
           </w:p>
         </w:tc>
@@ -4620,7 +3395,7 @@
                 <w:i w:val="0"/>
                 <w:sz w:val="17"/>
               </w:rPr>
-              <w:t>第2章2（1）ニーズ調査</w:t>
+              <w:t>第1章2　第10期計画の基本指針</w:t>
             </w:r>
           </w:p>
         </w:tc>
@@ -4642,7 +3417,7 @@
                 <w:i w:val="0"/>
                 <w:sz w:val="17"/>
               </w:rPr>
-              <w:t>第2章　高齢者及び介護保険の状況　第5節　在宅介護の実態</w:t>
+              <w:t>第2章　高齢者及び介護保険の状況　第1節　高齢者の状況</w:t>
             </w:r>
           </w:p>
         </w:tc>
@@ -4662,7 +3437,7 @@
                 <w:i w:val="0"/>
                 <w:sz w:val="17"/>
               </w:rPr>
-              <w:t>第2章2（2）在宅介護実態調査</w:t>
+              <w:t>第2章1　人口と世帯の状況</w:t>
             </w:r>
           </w:p>
         </w:tc>
@@ -4684,7 +3459,7 @@
                 <w:i w:val="0"/>
                 <w:sz w:val="17"/>
               </w:rPr>
-              <w:t>第2章　高齢者及び介護保険の状況　第7節　各調査結果のまとめ</w:t>
+              <w:t>第2章　高齢者及び介護保険の状況　第2節　保険給付や地域支援事業の実態把握と分析</w:t>
             </w:r>
           </w:p>
         </w:tc>
@@ -4704,7 +3479,7 @@
                 <w:i w:val="0"/>
                 <w:sz w:val="17"/>
               </w:rPr>
-              <w:t>第2章2　令和7年度調査のまとめ</w:t>
+              <w:t>第2章3　小野町の介護保険事業の状況</w:t>
             </w:r>
           </w:p>
         </w:tc>
@@ -4726,7 +3501,7 @@
                 <w:i w:val="0"/>
                 <w:sz w:val="17"/>
               </w:rPr>
-              <w:t>第2章　高齢者及び介護保険の状況　第8節　中長期推計からみた需要と財政</w:t>
+              <w:t>第2章　高齢者及び介護保険の状況　第4節　高齢者の生活実態</w:t>
             </w:r>
           </w:p>
         </w:tc>
@@ -4746,7 +3521,7 @@
                 <w:i w:val="0"/>
                 <w:sz w:val="17"/>
               </w:rPr>
-              <w:t>第6章10　中長期の見通し（令和22年・令和32年）</w:t>
+              <w:t>第2章2（1）ニーズ調査</w:t>
             </w:r>
           </w:p>
         </w:tc>
@@ -4768,7 +3543,7 @@
                 <w:i w:val="0"/>
                 <w:sz w:val="17"/>
               </w:rPr>
-              <w:t>第4章　計画の基本理念及び基本目標　第1節　計画の基本理念</w:t>
+              <w:t>第2章　高齢者及び介護保険の状況　第5節　在宅介護の実態</w:t>
             </w:r>
           </w:p>
         </w:tc>
@@ -4788,7 +3563,7 @@
                 <w:i w:val="0"/>
                 <w:sz w:val="17"/>
               </w:rPr>
-              <w:t>第3章1　計画の基本理念と目標</w:t>
+              <w:t>第2章2（2）在宅介護実態調査</w:t>
             </w:r>
           </w:p>
         </w:tc>
@@ -4810,7 +3585,7 @@
                 <w:i w:val="0"/>
                 <w:sz w:val="17"/>
               </w:rPr>
-              <w:t>第4章　計画の基本理念及び基本目標　第2節　計画の基本目標</w:t>
+              <w:t>第2章　高齢者及び介護保険の状況　第7節　各調査結果のまとめ</w:t>
             </w:r>
           </w:p>
         </w:tc>
@@ -4830,7 +3605,7 @@
                 <w:i w:val="0"/>
                 <w:sz w:val="17"/>
               </w:rPr>
-              <w:t>第3章1　計画の基本理念と目標</w:t>
+              <w:t>第2章2　令和7年度調査のまとめ</w:t>
             </w:r>
           </w:p>
         </w:tc>
@@ -4852,7 +3627,7 @@
                 <w:i w:val="0"/>
                 <w:sz w:val="17"/>
               </w:rPr>
-              <w:t>第4章　計画の基本理念及び基本目標　第3節　施策の体系と成果指標</w:t>
+              <w:t>第2章　高齢者及び介護保険の状況　第8節　中長期推計からみた需要と財政</w:t>
             </w:r>
           </w:p>
         </w:tc>
@@ -4872,7 +3647,7 @@
                 <w:i w:val="0"/>
                 <w:sz w:val="17"/>
               </w:rPr>
-              <w:t>第3章2　計画の体系</w:t>
+              <w:t>第6章10　中長期の見通し（令和22年・令和32年）</w:t>
             </w:r>
           </w:p>
         </w:tc>
@@ -4894,7 +3669,7 @@
                 <w:i w:val="0"/>
                 <w:sz w:val="17"/>
               </w:rPr>
-              <w:t>第5章　施策の展開　（1）現状と課題</w:t>
+              <w:t>第3章　第9期計画の実施状況と評価　第1節　第9期計画の基本目標</w:t>
             </w:r>
           </w:p>
         </w:tc>
@@ -4914,7 +3689,7 @@
                 <w:i w:val="0"/>
                 <w:sz w:val="17"/>
               </w:rPr>
-              <w:t>第5章 各施策の【現状と課題】</w:t>
+              <w:t>第3章1　第9期計画の基本目標と達成状況</w:t>
             </w:r>
           </w:p>
         </w:tc>
@@ -4936,7 +3711,7 @@
                 <w:i w:val="0"/>
                 <w:sz w:val="17"/>
               </w:rPr>
-              <w:t>第5章　施策の展開　（2）関連データ</w:t>
+              <w:t>第3章　第9期計画の実施状況と評価　第2節　地域支援事業の実績</w:t>
             </w:r>
           </w:p>
         </w:tc>
@@ -4956,7 +3731,7 @@
                 <w:i w:val="0"/>
                 <w:sz w:val="17"/>
               </w:rPr>
-              <w:t>第5章 各施策の【関連データ】の表（12施策・74行）</w:t>
+              <w:t>第3章2　地域支援事業の実績</w:t>
             </w:r>
           </w:p>
         </w:tc>
@@ -4978,7 +3753,7 @@
                 <w:i w:val="0"/>
                 <w:sz w:val="17"/>
               </w:rPr>
-              <w:t>第5章　施策の展開　（3）施策の方向性</w:t>
+              <w:t>第3章　第9期計画の実施状況と評価　第3節　介護保険事業の実績</w:t>
             </w:r>
           </w:p>
         </w:tc>
@@ -4998,7 +3773,7 @@
                 <w:i w:val="0"/>
                 <w:sz w:val="17"/>
               </w:rPr>
-              <w:t>第5章 各施策の【施策の方向】</w:t>
+              <w:t>第3章3　介護保険事業の実績</w:t>
             </w:r>
           </w:p>
         </w:tc>
@@ -5020,7 +3795,7 @@
                 <w:i w:val="0"/>
                 <w:sz w:val="17"/>
               </w:rPr>
-              <w:t>第5章　施策の展開　（4）主な事業</w:t>
+              <w:t>第3章　第9期計画の実施状況と評価　第4節　第9期計画の評価と第10期への課題</w:t>
             </w:r>
           </w:p>
         </w:tc>
@@ -5040,7 +3815,7 @@
                 <w:i w:val="0"/>
                 <w:sz w:val="17"/>
               </w:rPr>
-              <w:t>第5章 各施策の主な事業の表</w:t>
+              <w:t>第3章4　第9期の評価と第10期への課題</w:t>
             </w:r>
           </w:p>
         </w:tc>
@@ -5062,7 +3837,7 @@
                 <w:i w:val="0"/>
                 <w:sz w:val="17"/>
               </w:rPr>
-              <w:t>第5章　施策の展開　（5）達成目標</w:t>
+              <w:t>第4章　計画の基本理念及び基本目標　第1節　計画の基本理念</w:t>
             </w:r>
           </w:p>
         </w:tc>
@@ -5082,7 +3857,7 @@
                 <w:i w:val="0"/>
                 <w:sz w:val="17"/>
               </w:rPr>
-              <w:t>第5章 各施策の成果指標の表</w:t>
+              <w:t>第3章1　計画の基本理念と目標</w:t>
             </w:r>
           </w:p>
         </w:tc>
@@ -5104,6 +3879,468 @@
                 <w:i w:val="0"/>
                 <w:sz w:val="17"/>
               </w:rPr>
+              <w:t>第4章　計画の基本理念及び基本目標　第2節　計画の基本目標</w:t>
+            </w:r>
+          </w:p>
+        </w:tc>
+        <w:tc>
+          <w:tcPr>
+            <w:tcW w:type="dxa" w:w="4334"/>
+            <w:vAlign w:val="center"/>
+          </w:tcPr>
+          <w:p>
+            <w:pPr>
+              <w:spacing w:before="20" w:after="20"/>
+            </w:pPr>
+            <w:r>
+              <w:rPr>
+                <w:rFonts w:ascii="游ゴシック" w:hAnsi="游ゴシック" w:eastAsia="游ゴシック"/>
+                <w:b w:val="0"/>
+                <w:i w:val="0"/>
+                <w:sz w:val="17"/>
+              </w:rPr>
+              <w:t>第3章1　計画の基本理念と目標</w:t>
+            </w:r>
+          </w:p>
+        </w:tc>
+      </w:tr>
+      <w:tr>
+        <w:tc>
+          <w:tcPr>
+            <w:tcW w:type="dxa" w:w="5417"/>
+            <w:vAlign w:val="center"/>
+          </w:tcPr>
+          <w:p>
+            <w:pPr>
+              <w:spacing w:before="20" w:after="20"/>
+            </w:pPr>
+            <w:r>
+              <w:rPr>
+                <w:rFonts w:ascii="游ゴシック" w:hAnsi="游ゴシック" w:eastAsia="游ゴシック"/>
+                <w:b w:val="0"/>
+                <w:i w:val="0"/>
+                <w:sz w:val="17"/>
+              </w:rPr>
+              <w:t>第4章　計画の基本理念及び基本目標　第3節　施策の体系と成果指標</w:t>
+            </w:r>
+          </w:p>
+        </w:tc>
+        <w:tc>
+          <w:tcPr>
+            <w:tcW w:type="dxa" w:w="4334"/>
+            <w:vAlign w:val="center"/>
+          </w:tcPr>
+          <w:p>
+            <w:pPr>
+              <w:spacing w:before="20" w:after="20"/>
+            </w:pPr>
+            <w:r>
+              <w:rPr>
+                <w:rFonts w:ascii="游ゴシック" w:hAnsi="游ゴシック" w:eastAsia="游ゴシック"/>
+                <w:b w:val="0"/>
+                <w:i w:val="0"/>
+                <w:sz w:val="17"/>
+              </w:rPr>
+              <w:t>第3章2　計画の体系</w:t>
+            </w:r>
+          </w:p>
+        </w:tc>
+      </w:tr>
+      <w:tr>
+        <w:tc>
+          <w:tcPr>
+            <w:tcW w:type="dxa" w:w="5417"/>
+            <w:vAlign w:val="center"/>
+          </w:tcPr>
+          <w:p>
+            <w:pPr>
+              <w:spacing w:before="20" w:after="20"/>
+            </w:pPr>
+            <w:r>
+              <w:rPr>
+                <w:rFonts w:ascii="游ゴシック" w:hAnsi="游ゴシック" w:eastAsia="游ゴシック"/>
+                <w:b w:val="0"/>
+                <w:i w:val="0"/>
+                <w:sz w:val="17"/>
+              </w:rPr>
+              <w:t>第5章　施策の展開　（1）現状と課題</w:t>
+            </w:r>
+          </w:p>
+        </w:tc>
+        <w:tc>
+          <w:tcPr>
+            <w:tcW w:type="dxa" w:w="4334"/>
+            <w:vAlign w:val="center"/>
+          </w:tcPr>
+          <w:p>
+            <w:pPr>
+              <w:spacing w:before="20" w:after="20"/>
+            </w:pPr>
+            <w:r>
+              <w:rPr>
+                <w:rFonts w:ascii="游ゴシック" w:hAnsi="游ゴシック" w:eastAsia="游ゴシック"/>
+                <w:b w:val="0"/>
+                <w:i w:val="0"/>
+                <w:sz w:val="17"/>
+              </w:rPr>
+              <w:t>第5章 各施策の【現状と課題】</w:t>
+            </w:r>
+          </w:p>
+        </w:tc>
+      </w:tr>
+      <w:tr>
+        <w:tc>
+          <w:tcPr>
+            <w:tcW w:type="dxa" w:w="5417"/>
+            <w:vAlign w:val="center"/>
+          </w:tcPr>
+          <w:p>
+            <w:pPr>
+              <w:spacing w:before="20" w:after="20"/>
+            </w:pPr>
+            <w:r>
+              <w:rPr>
+                <w:rFonts w:ascii="游ゴシック" w:hAnsi="游ゴシック" w:eastAsia="游ゴシック"/>
+                <w:b w:val="0"/>
+                <w:i w:val="0"/>
+                <w:sz w:val="17"/>
+              </w:rPr>
+              <w:t>第5章　施策の展開　（2）関連データ</w:t>
+            </w:r>
+          </w:p>
+        </w:tc>
+        <w:tc>
+          <w:tcPr>
+            <w:tcW w:type="dxa" w:w="4334"/>
+            <w:vAlign w:val="center"/>
+          </w:tcPr>
+          <w:p>
+            <w:pPr>
+              <w:spacing w:before="20" w:after="20"/>
+            </w:pPr>
+            <w:r>
+              <w:rPr>
+                <w:rFonts w:ascii="游ゴシック" w:hAnsi="游ゴシック" w:eastAsia="游ゴシック"/>
+                <w:b w:val="0"/>
+                <w:i w:val="0"/>
+                <w:sz w:val="17"/>
+              </w:rPr>
+              <w:t>第5章 各施策の【関連データ】の表（12施策・74行）</w:t>
+            </w:r>
+          </w:p>
+        </w:tc>
+      </w:tr>
+      <w:tr>
+        <w:tc>
+          <w:tcPr>
+            <w:tcW w:type="dxa" w:w="5417"/>
+            <w:vAlign w:val="center"/>
+          </w:tcPr>
+          <w:p>
+            <w:pPr>
+              <w:spacing w:before="20" w:after="20"/>
+            </w:pPr>
+            <w:r>
+              <w:rPr>
+                <w:rFonts w:ascii="游ゴシック" w:hAnsi="游ゴシック" w:eastAsia="游ゴシック"/>
+                <w:b w:val="0"/>
+                <w:i w:val="0"/>
+                <w:sz w:val="17"/>
+              </w:rPr>
+              <w:t>第5章　施策の展開　（3）施策の方向性</w:t>
+            </w:r>
+          </w:p>
+        </w:tc>
+        <w:tc>
+          <w:tcPr>
+            <w:tcW w:type="dxa" w:w="4334"/>
+            <w:vAlign w:val="center"/>
+          </w:tcPr>
+          <w:p>
+            <w:pPr>
+              <w:spacing w:before="20" w:after="20"/>
+            </w:pPr>
+            <w:r>
+              <w:rPr>
+                <w:rFonts w:ascii="游ゴシック" w:hAnsi="游ゴシック" w:eastAsia="游ゴシック"/>
+                <w:b w:val="0"/>
+                <w:i w:val="0"/>
+                <w:sz w:val="17"/>
+              </w:rPr>
+              <w:t>第5章 各施策の【施策の方向】</w:t>
+            </w:r>
+          </w:p>
+        </w:tc>
+      </w:tr>
+      <w:tr>
+        <w:tc>
+          <w:tcPr>
+            <w:tcW w:type="dxa" w:w="5417"/>
+            <w:vAlign w:val="center"/>
+          </w:tcPr>
+          <w:p>
+            <w:pPr>
+              <w:spacing w:before="20" w:after="20"/>
+            </w:pPr>
+            <w:r>
+              <w:rPr>
+                <w:rFonts w:ascii="游ゴシック" w:hAnsi="游ゴシック" w:eastAsia="游ゴシック"/>
+                <w:b w:val="0"/>
+                <w:i w:val="0"/>
+                <w:sz w:val="17"/>
+              </w:rPr>
+              <w:t>第5章　施策の展開　（4）主な事業</w:t>
+            </w:r>
+          </w:p>
+        </w:tc>
+        <w:tc>
+          <w:tcPr>
+            <w:tcW w:type="dxa" w:w="4334"/>
+            <w:vAlign w:val="center"/>
+          </w:tcPr>
+          <w:p>
+            <w:pPr>
+              <w:spacing w:before="20" w:after="20"/>
+            </w:pPr>
+            <w:r>
+              <w:rPr>
+                <w:rFonts w:ascii="游ゴシック" w:hAnsi="游ゴシック" w:eastAsia="游ゴシック"/>
+                <w:b w:val="0"/>
+                <w:i w:val="0"/>
+                <w:sz w:val="17"/>
+              </w:rPr>
+              <w:t>第5章 各施策の主な事業の表</w:t>
+            </w:r>
+          </w:p>
+        </w:tc>
+      </w:tr>
+      <w:tr>
+        <w:tc>
+          <w:tcPr>
+            <w:tcW w:type="dxa" w:w="5417"/>
+            <w:vAlign w:val="center"/>
+          </w:tcPr>
+          <w:p>
+            <w:pPr>
+              <w:spacing w:before="20" w:after="20"/>
+            </w:pPr>
+            <w:r>
+              <w:rPr>
+                <w:rFonts w:ascii="游ゴシック" w:hAnsi="游ゴシック" w:eastAsia="游ゴシック"/>
+                <w:b w:val="0"/>
+                <w:i w:val="0"/>
+                <w:sz w:val="17"/>
+              </w:rPr>
+              <w:t>第5章　施策の展開　（5）達成目標</w:t>
+            </w:r>
+          </w:p>
+        </w:tc>
+        <w:tc>
+          <w:tcPr>
+            <w:tcW w:type="dxa" w:w="4334"/>
+            <w:vAlign w:val="center"/>
+          </w:tcPr>
+          <w:p>
+            <w:pPr>
+              <w:spacing w:before="20" w:after="20"/>
+            </w:pPr>
+            <w:r>
+              <w:rPr>
+                <w:rFonts w:ascii="游ゴシック" w:hAnsi="游ゴシック" w:eastAsia="游ゴシック"/>
+                <w:b w:val="0"/>
+                <w:i w:val="0"/>
+                <w:sz w:val="17"/>
+              </w:rPr>
+              <w:t>第5章 各施策の成果指標の表</w:t>
+            </w:r>
+          </w:p>
+        </w:tc>
+      </w:tr>
+      <w:tr>
+        <w:tc>
+          <w:tcPr>
+            <w:tcW w:type="dxa" w:w="5417"/>
+            <w:vAlign w:val="center"/>
+          </w:tcPr>
+          <w:p>
+            <w:pPr>
+              <w:spacing w:before="20" w:after="20"/>
+            </w:pPr>
+            <w:r>
+              <w:rPr>
+                <w:rFonts w:ascii="游ゴシック" w:hAnsi="游ゴシック" w:eastAsia="游ゴシック"/>
+                <w:b w:val="0"/>
+                <w:i w:val="0"/>
+                <w:sz w:val="17"/>
+              </w:rPr>
+              <w:t>第6章　介護保険事業等の見込み　第1節　要介護認定者数の見込み</w:t>
+            </w:r>
+          </w:p>
+        </w:tc>
+        <w:tc>
+          <w:tcPr>
+            <w:tcW w:type="dxa" w:w="4334"/>
+            <w:vAlign w:val="center"/>
+          </w:tcPr>
+          <w:p>
+            <w:pPr>
+              <w:spacing w:before="20" w:after="20"/>
+            </w:pPr>
+            <w:r>
+              <w:rPr>
+                <w:rFonts w:ascii="游ゴシック" w:hAnsi="游ゴシック" w:eastAsia="游ゴシック"/>
+                <w:b w:val="0"/>
+                <w:i w:val="0"/>
+                <w:sz w:val="17"/>
+              </w:rPr>
+              <w:t>第6章1　要介護認定者数の見込み</w:t>
+            </w:r>
+          </w:p>
+        </w:tc>
+      </w:tr>
+      <w:tr>
+        <w:tc>
+          <w:tcPr>
+            <w:tcW w:type="dxa" w:w="5417"/>
+            <w:vAlign w:val="center"/>
+          </w:tcPr>
+          <w:p>
+            <w:pPr>
+              <w:spacing w:before="20" w:after="20"/>
+            </w:pPr>
+            <w:r>
+              <w:rPr>
+                <w:rFonts w:ascii="游ゴシック" w:hAnsi="游ゴシック" w:eastAsia="游ゴシック"/>
+                <w:b w:val="0"/>
+                <w:i w:val="0"/>
+                <w:sz w:val="17"/>
+              </w:rPr>
+              <w:t>第6章　介護保険事業等の見込み　第2節　介護給付等サービスの見込量</w:t>
+            </w:r>
+          </w:p>
+        </w:tc>
+        <w:tc>
+          <w:tcPr>
+            <w:tcW w:type="dxa" w:w="4334"/>
+            <w:vAlign w:val="center"/>
+          </w:tcPr>
+          <w:p>
+            <w:pPr>
+              <w:spacing w:before="20" w:after="20"/>
+            </w:pPr>
+            <w:r>
+              <w:rPr>
+                <w:rFonts w:ascii="游ゴシック" w:hAnsi="游ゴシック" w:eastAsia="游ゴシック"/>
+                <w:b w:val="0"/>
+                <w:i w:val="0"/>
+                <w:sz w:val="17"/>
+              </w:rPr>
+              <w:t>第6章2　介護給付等サービスの見込量</w:t>
+            </w:r>
+          </w:p>
+        </w:tc>
+      </w:tr>
+      <w:tr>
+        <w:tc>
+          <w:tcPr>
+            <w:tcW w:type="dxa" w:w="5417"/>
+            <w:vAlign w:val="center"/>
+          </w:tcPr>
+          <w:p>
+            <w:pPr>
+              <w:spacing w:before="20" w:after="20"/>
+            </w:pPr>
+            <w:r>
+              <w:rPr>
+                <w:rFonts w:ascii="游ゴシック" w:hAnsi="游ゴシック" w:eastAsia="游ゴシック"/>
+                <w:b w:val="0"/>
+                <w:i w:val="0"/>
+                <w:sz w:val="17"/>
+              </w:rPr>
+              <w:t>第6章　介護保険事業等の見込み　第3節　介護保険サービス事業費の見込み</w:t>
+            </w:r>
+          </w:p>
+        </w:tc>
+        <w:tc>
+          <w:tcPr>
+            <w:tcW w:type="dxa" w:w="4334"/>
+            <w:vAlign w:val="center"/>
+          </w:tcPr>
+          <w:p>
+            <w:pPr>
+              <w:spacing w:before="20" w:after="20"/>
+            </w:pPr>
+            <w:r>
+              <w:rPr>
+                <w:rFonts w:ascii="游ゴシック" w:hAnsi="游ゴシック" w:eastAsia="游ゴシック"/>
+                <w:b w:val="0"/>
+                <w:i w:val="0"/>
+                <w:sz w:val="17"/>
+              </w:rPr>
+              <w:t>第6章3　介護保険サービス事業費の見込み</w:t>
+            </w:r>
+          </w:p>
+        </w:tc>
+      </w:tr>
+      <w:tr>
+        <w:tc>
+          <w:tcPr>
+            <w:tcW w:type="dxa" w:w="5417"/>
+            <w:vAlign w:val="center"/>
+          </w:tcPr>
+          <w:p>
+            <w:pPr>
+              <w:spacing w:before="20" w:after="20"/>
+            </w:pPr>
+            <w:r>
+              <w:rPr>
+                <w:rFonts w:ascii="游ゴシック" w:hAnsi="游ゴシック" w:eastAsia="游ゴシック"/>
+                <w:b w:val="0"/>
+                <w:i w:val="0"/>
+                <w:sz w:val="17"/>
+              </w:rPr>
+              <w:t>第6章　介護保険事業等の見込み　第5節　介護施設整備に係る基本方針</w:t>
+            </w:r>
+          </w:p>
+        </w:tc>
+        <w:tc>
+          <w:tcPr>
+            <w:tcW w:type="dxa" w:w="4334"/>
+            <w:vAlign w:val="center"/>
+          </w:tcPr>
+          <w:p>
+            <w:pPr>
+              <w:spacing w:before="20" w:after="20"/>
+            </w:pPr>
+            <w:r>
+              <w:rPr>
+                <w:rFonts w:ascii="游ゴシック" w:hAnsi="游ゴシック" w:eastAsia="游ゴシック"/>
+                <w:b w:val="0"/>
+                <w:i w:val="0"/>
+                <w:sz w:val="17"/>
+              </w:rPr>
+              <w:t>第6章8　介護施設等の整備の基本方針と必要利用定員総数</w:t>
+            </w:r>
+          </w:p>
+        </w:tc>
+      </w:tr>
+      <w:tr>
+        <w:tc>
+          <w:tcPr>
+            <w:tcW w:type="dxa" w:w="5417"/>
+            <w:vAlign w:val="center"/>
+          </w:tcPr>
+          <w:p>
+            <w:pPr>
+              <w:spacing w:before="20" w:after="20"/>
+            </w:pPr>
+            <w:r>
+              <w:rPr>
+                <w:rFonts w:ascii="游ゴシック" w:hAnsi="游ゴシック" w:eastAsia="游ゴシック"/>
+                <w:b w:val="0"/>
+                <w:i w:val="0"/>
+                <w:sz w:val="17"/>
+              </w:rPr>
               <w:t>第6章　介護保険事業等の見込み　第6節　第1号被保険者の介護保険料試算</w:t>
             </w:r>
           </w:p>
@@ -5124,7 +4361,217 @@
                 <w:i w:val="0"/>
                 <w:sz w:val="17"/>
               </w:rPr>
-              <w:t>第4章 基本目標3③</w:t>
+              <w:t>第6章5　第1号被保険者の保険料</w:t>
+            </w:r>
+          </w:p>
+        </w:tc>
+      </w:tr>
+      <w:tr>
+        <w:tc>
+          <w:tcPr>
+            <w:tcW w:type="dxa" w:w="5417"/>
+            <w:vAlign w:val="center"/>
+          </w:tcPr>
+          <w:p>
+            <w:pPr>
+              <w:spacing w:before="20" w:after="20"/>
+            </w:pPr>
+            <w:r>
+              <w:rPr>
+                <w:rFonts w:ascii="游ゴシック" w:hAnsi="游ゴシック" w:eastAsia="游ゴシック"/>
+                <w:b w:val="0"/>
+                <w:i w:val="0"/>
+                <w:sz w:val="17"/>
+              </w:rPr>
+              <w:t>第6章　介護保険事業等の見込み　第7節　低所得者支援</w:t>
+            </w:r>
+          </w:p>
+        </w:tc>
+        <w:tc>
+          <w:tcPr>
+            <w:tcW w:type="dxa" w:w="4334"/>
+            <w:vAlign w:val="center"/>
+          </w:tcPr>
+          <w:p>
+            <w:pPr>
+              <w:spacing w:before="20" w:after="20"/>
+            </w:pPr>
+            <w:r>
+              <w:rPr>
+                <w:rFonts w:ascii="游ゴシック" w:hAnsi="游ゴシック" w:eastAsia="游ゴシック"/>
+                <w:b w:val="0"/>
+                <w:i w:val="0"/>
+                <w:sz w:val="17"/>
+              </w:rPr>
+              <w:t>第6章9　低所得者支援</w:t>
+            </w:r>
+          </w:p>
+        </w:tc>
+      </w:tr>
+      <w:tr>
+        <w:tc>
+          <w:tcPr>
+            <w:tcW w:type="dxa" w:w="5417"/>
+            <w:vAlign w:val="center"/>
+          </w:tcPr>
+          <w:p>
+            <w:pPr>
+              <w:spacing w:before="20" w:after="20"/>
+            </w:pPr>
+            <w:r>
+              <w:rPr>
+                <w:rFonts w:ascii="游ゴシック" w:hAnsi="游ゴシック" w:eastAsia="游ゴシック"/>
+                <w:b w:val="0"/>
+                <w:i w:val="0"/>
+                <w:sz w:val="17"/>
+              </w:rPr>
+              <w:t>資料編　資料1　代表KPIの定義</w:t>
+            </w:r>
+          </w:p>
+        </w:tc>
+        <w:tc>
+          <w:tcPr>
+            <w:tcW w:type="dxa" w:w="4334"/>
+            <w:vAlign w:val="center"/>
+          </w:tcPr>
+          <w:p>
+            <w:pPr>
+              <w:spacing w:before="20" w:after="20"/>
+            </w:pPr>
+            <w:r>
+              <w:rPr>
+                <w:rFonts w:ascii="游ゴシック" w:hAnsi="游ゴシック" w:eastAsia="游ゴシック"/>
+                <w:b w:val="0"/>
+                <w:i w:val="0"/>
+                <w:sz w:val="17"/>
+              </w:rPr>
+              <w:t>資料編8　成果指標の定義</w:t>
+            </w:r>
+          </w:p>
+        </w:tc>
+      </w:tr>
+      <w:tr>
+        <w:tc>
+          <w:tcPr>
+            <w:tcW w:type="dxa" w:w="5417"/>
+            <w:vAlign w:val="center"/>
+          </w:tcPr>
+          <w:p>
+            <w:pPr>
+              <w:spacing w:before="20" w:after="20"/>
+            </w:pPr>
+            <w:r>
+              <w:rPr>
+                <w:rFonts w:ascii="游ゴシック" w:hAnsi="游ゴシック" w:eastAsia="游ゴシック"/>
+                <w:b w:val="0"/>
+                <w:i w:val="0"/>
+                <w:sz w:val="17"/>
+              </w:rPr>
+              <w:t>資料編　資料3　年次評価スコアカード</w:t>
+            </w:r>
+          </w:p>
+        </w:tc>
+        <w:tc>
+          <w:tcPr>
+            <w:tcW w:type="dxa" w:w="4334"/>
+            <w:vAlign w:val="center"/>
+          </w:tcPr>
+          <w:p>
+            <w:pPr>
+              <w:spacing w:before="20" w:after="20"/>
+            </w:pPr>
+            <w:r>
+              <w:rPr>
+                <w:rFonts w:ascii="游ゴシック" w:hAnsi="游ゴシック" w:eastAsia="游ゴシック"/>
+                <w:b w:val="0"/>
+                <w:i w:val="0"/>
+                <w:sz w:val="17"/>
+              </w:rPr>
+              <w:t>資料編9　年次評価の様式</w:t>
+            </w:r>
+          </w:p>
+        </w:tc>
+      </w:tr>
+      <w:tr>
+        <w:tc>
+          <w:tcPr>
+            <w:tcW w:type="dxa" w:w="5417"/>
+            <w:vAlign w:val="center"/>
+          </w:tcPr>
+          <w:p>
+            <w:pPr>
+              <w:spacing w:before="20" w:after="20"/>
+            </w:pPr>
+            <w:r>
+              <w:rPr>
+                <w:rFonts w:ascii="游ゴシック" w:hAnsi="游ゴシック" w:eastAsia="游ゴシック"/>
+                <w:b w:val="0"/>
+                <w:i w:val="0"/>
+                <w:sz w:val="17"/>
+              </w:rPr>
+              <w:t>資料編　資料4　施策の採否・見直し基準</w:t>
+            </w:r>
+          </w:p>
+        </w:tc>
+        <w:tc>
+          <w:tcPr>
+            <w:tcW w:type="dxa" w:w="4334"/>
+            <w:vAlign w:val="center"/>
+          </w:tcPr>
+          <w:p>
+            <w:pPr>
+              <w:spacing w:before="20" w:after="20"/>
+            </w:pPr>
+            <w:r>
+              <w:rPr>
+                <w:rFonts w:ascii="游ゴシック" w:hAnsi="游ゴシック" w:eastAsia="游ゴシック"/>
+                <w:b w:val="0"/>
+                <w:i w:val="0"/>
+                <w:sz w:val="17"/>
+              </w:rPr>
+              <w:t>資料編10　施策の見直しの基準</w:t>
+            </w:r>
+          </w:p>
+        </w:tc>
+      </w:tr>
+      <w:tr>
+        <w:tc>
+          <w:tcPr>
+            <w:tcW w:type="dxa" w:w="5417"/>
+            <w:vAlign w:val="center"/>
+          </w:tcPr>
+          <w:p>
+            <w:pPr>
+              <w:spacing w:before="20" w:after="20"/>
+            </w:pPr>
+            <w:r>
+              <w:rPr>
+                <w:rFonts w:ascii="游ゴシック" w:hAnsi="游ゴシック" w:eastAsia="游ゴシック"/>
+                <w:b w:val="0"/>
+                <w:i w:val="0"/>
+                <w:sz w:val="17"/>
+              </w:rPr>
+              <w:t>資料編　資料5　主な参照資料</w:t>
+            </w:r>
+          </w:p>
+        </w:tc>
+        <w:tc>
+          <w:tcPr>
+            <w:tcW w:type="dxa" w:w="4334"/>
+            <w:vAlign w:val="center"/>
+          </w:tcPr>
+          <w:p>
+            <w:pPr>
+              <w:spacing w:before="20" w:after="20"/>
+            </w:pPr>
+            <w:r>
+              <w:rPr>
+                <w:rFonts w:ascii="游ゴシック" w:hAnsi="游ゴシック" w:eastAsia="游ゴシック"/>
+                <w:b w:val="0"/>
+                <w:i w:val="0"/>
+                <w:sz w:val="17"/>
+              </w:rPr>
+              <w:t>資料編11　主な参照資料</w:t>
             </w:r>
           </w:p>
         </w:tc>
@@ -6253,7 +5700,7 @@
                 <w:i w:val="0"/>
                 <w:sz w:val="17"/>
               </w:rPr>
-              <w:t>これから</w:t>
+              <w:t>対応済み（第9版）</w:t>
             </w:r>
           </w:p>
         </w:tc>
@@ -6373,7 +5820,7 @@
                 <w:i w:val="0"/>
                 <w:sz w:val="17"/>
               </w:rPr>
-              <w:t>これから</w:t>
+              <w:t>対応済み（第9版）</w:t>
             </w:r>
           </w:p>
         </w:tc>
@@ -6415,7 +5862,7 @@
                 <w:i w:val="0"/>
                 <w:sz w:val="17"/>
               </w:rPr>
-              <w:t>第2章6を「中長期推計からみた需要と財政」に広げる</w:t>
+              <w:t>中長期推計からみた需要と財政を示す</w:t>
             </w:r>
           </w:p>
         </w:tc>
@@ -6435,7 +5882,16 @@
                 <w:i w:val="0"/>
                 <w:sz w:val="17"/>
               </w:rPr>
-              <w:t>令和22年（2040年）までの認定者数・給付費・保険料の見通しを示す。</w:t>
+              <w:t>令和22年（2040年）までの認定者数・給付費・1人当たり給付費の見通しを示す。</w:t>
+            </w:r>
+            <w:r>
+              <w:rPr>
+                <w:rFonts w:ascii="游ゴシック" w:hAnsi="游ゴシック" w:eastAsia="游ゴシック"/>
+                <w:b/>
+                <w:i w:val="0"/>
+                <w:sz w:val="17"/>
+              </w:rPr>
+              <w:t>第6章10として置いた。</w:t>
             </w:r>
           </w:p>
         </w:tc>
@@ -6455,7 +5911,7 @@
                 <w:i w:val="0"/>
                 <w:sz w:val="17"/>
               </w:rPr>
-              <w:t>一部ある。</w:t>
+              <w:t>ある。</w:t>
             </w:r>
             <w:r>
               <w:rPr>
@@ -6464,8 +5920,19 @@
                 <w:i w:val="0"/>
                 <w:sz w:val="17"/>
               </w:rPr>
-              <w:t>人口推計は令和22年まである。</w:t>
-            </w:r>
+              <w:t>人口推計は令和22年まであり、認定者1人当たり給付費を据え置いて算定した</w:t>
+            </w:r>
+          </w:p>
+        </w:tc>
+        <w:tc>
+          <w:tcPr>
+            <w:tcW w:type="dxa" w:w="1357"/>
+            <w:vAlign w:val="center"/>
+          </w:tcPr>
+          <w:p>
+            <w:pPr>
+              <w:spacing w:before="20" w:after="20"/>
+            </w:pPr>
             <w:r>
               <w:rPr>
                 <w:rFonts w:ascii="游ゴシック" w:hAnsi="游ゴシック" w:eastAsia="游ゴシック"/>
@@ -6473,27 +5940,7 @@
                 <w:i w:val="0"/>
                 <w:sz w:val="17"/>
               </w:rPr>
-              <w:t>給付費・保険料の中長期推計は新たに算定する必要がある</w:t>
-            </w:r>
-          </w:p>
-        </w:tc>
-        <w:tc>
-          <w:tcPr>
-            <w:tcW w:type="dxa" w:w="1357"/>
-            <w:vAlign w:val="center"/>
-          </w:tcPr>
-          <w:p>
-            <w:pPr>
-              <w:spacing w:before="20" w:after="20"/>
-            </w:pPr>
-            <w:r>
-              <w:rPr>
-                <w:rFonts w:ascii="游ゴシック" w:hAnsi="游ゴシック" w:eastAsia="游ゴシック"/>
-                <w:b/>
-                <w:i w:val="0"/>
-                <w:sz w:val="17"/>
-              </w:rPr>
-              <w:t>これから</w:t>
+              <w:t>対応済み（第9版）</w:t>
             </w:r>
           </w:p>
         </w:tc>
@@ -9265,7 +8712,7 @@
                 <w:i w:val="0"/>
                 <w:sz w:val="17"/>
               </w:rPr>
-              <w:t>第6章第7節「低所得者支援」に載せる数値です。</w:t>
+              <w:t>第6章9「低所得者支援」に載せる数値です。</w:t>
             </w:r>
             <w:r>
               <w:rPr>
@@ -9274,7 +8721,7 @@
                 <w:i w:val="0"/>
                 <w:sz w:val="17"/>
               </w:rPr>
-              <w:t>制度の説明だけなら書けますが、実績がないと運用の評価ができません</w:t>
+              <w:t>節は置きましたが、実績がないと運用の評価ができません</w:t>
             </w:r>
           </w:p>
         </w:tc>
@@ -9378,7 +8825,7 @@
                 <w:i w:val="0"/>
                 <w:sz w:val="17"/>
               </w:rPr>
-              <w:t>給付費・保険料の中長期（令和22年まで）の見通しを計画に載せるか</w:t>
+              <w:t>給付費の中長期（令和22年・令和32年）の見通しを計画に残すか</w:t>
             </w:r>
           </w:p>
         </w:tc>
@@ -9398,7 +8845,7 @@
                 <w:i w:val="0"/>
                 <w:sz w:val="17"/>
               </w:rPr>
-              <w:t>第2章第7節に載せる場合、新たに算定します。</w:t>
+              <w:t>第6章10として算定し、掲載しました。</w:t>
             </w:r>
             <w:r>
               <w:rPr>
@@ -9407,7 +8854,251 @@
                 <w:i w:val="0"/>
                 <w:sz w:val="17"/>
               </w:rPr>
-              <w:t>人口推計は令和22年まであるため算定は可能ですが、3年間の計画に長期の保険料見通しを載せるかは町のご判断です</w:t>
+              <w:t>3年間の計画に長期の見通しを載せるかは町のご判断ですので、不要であれば落とします</w:t>
+            </w:r>
+          </w:p>
+        </w:tc>
+      </w:tr>
+    </w:tbl>
+    <w:p>
+      <w:pPr>
+        <w:spacing w:after="40"/>
+      </w:pPr>
+    </w:p>
+    <w:p>
+      <w:pPr>
+        <w:keepNext/>
+        <w:spacing w:before="240" w:after="100"/>
+      </w:pPr>
+      <w:bookmarkStart w:id="110" w:name="_Toc_010"/>
+      <w:r>
+        <w:rPr>
+          <w:rFonts w:ascii="游ゴシック" w:hAnsi="游ゴシック" w:eastAsia="游ゴシック"/>
+          <w:b/>
+          <w:i w:val="0"/>
+          <w:color w:val="2E74B5"/>
+          <w:sz w:val="30"/>
+        </w:rPr>
+        <w:t>5　自己点検</w:t>
+      </w:r>
+      <w:bookmarkEnd w:id="110"/>
+    </w:p>
+    <w:p>
+      <w:pPr>
+        <w:spacing w:before="60" w:after="60"/>
+      </w:pPr>
+      <w:r>
+        <w:rPr>
+          <w:rFonts w:ascii="游ゴシック" w:hAnsi="游ゴシック" w:eastAsia="游ゴシック"/>
+          <w:b/>
+          <w:i w:val="0"/>
+          <w:sz w:val="21"/>
+        </w:rPr>
+        <w:t>「本町の対応箇所」が素案に実在することを機械で確かめています。</w:t>
+      </w:r>
+      <w:r>
+        <w:rPr>
+          <w:rFonts w:ascii="游ゴシック" w:hAnsi="游ゴシック" w:eastAsia="游ゴシック"/>
+          <w:b w:val="0"/>
+          <w:i w:val="0"/>
+          <w:sz w:val="21"/>
+        </w:rPr>
+        <w:t>判定そのものは人が付けますが、素案の章立てを組み替えたときにこの欄だけが古い見出しを指したまま残ることを防ぐためです。第9版で6章構成にしたときは、実際に存在しない見出しを指す行が10件ありました。</w:t>
+      </w:r>
+    </w:p>
+    <w:tbl>
+      <w:tblPr>
+        <w:tblW w:type="auto" w:w="0"/>
+        <w:jc w:val="center"/>
+        <w:tblLayout w:type="fixed"/>
+        <w:tblLook w:firstColumn="1" w:firstRow="1" w:lastColumn="0" w:lastRow="0" w:noHBand="0" w:noVBand="1" w:val="04A0"/>
+        <w:tblBorders>
+          <w:top w:val="single" w:sz="6" w:space="0" w:color="2E75B6"/>
+          <w:left w:val="single" w:sz="4" w:space="0" w:color="BFBFBF"/>
+          <w:bottom w:val="single" w:sz="6" w:space="0" w:color="2E75B6"/>
+          <w:right w:val="single" w:sz="4" w:space="0" w:color="BFBFBF"/>
+          <w:insideH w:val="single" w:sz="4" w:space="0" w:color="BFBFBF"/>
+          <w:insideV w:val="single" w:sz="4" w:space="0" w:color="BFBFBF"/>
+        </w:tblBorders>
+        <w:tblCellMar>
+          <w:left w:w="10" w:type="dxa"/>
+          <w:right w:w="10" w:type="dxa"/>
+        </w:tblCellMar>
+      </w:tblPr>
+      <w:tblGrid>
+        <w:gridCol w:w="3400"/>
+        <w:gridCol w:w="6352"/>
+      </w:tblGrid>
+      <w:tr>
+        <w:tc>
+          <w:tcPr>
+            <w:tcW w:type="dxa" w:w="3400"/>
+            <w:shd w:val="clear" w:fill="1F3864"/>
+            <w:vAlign w:val="center"/>
+          </w:tcPr>
+          <w:p>
+            <w:pPr>
+              <w:spacing w:before="20" w:after="20"/>
+              <w:jc w:val="center"/>
+            </w:pPr>
+            <w:r>
+              <w:rPr>
+                <w:rFonts w:ascii="游ゴシック" w:hAnsi="游ゴシック" w:eastAsia="游ゴシック"/>
+                <w:b/>
+                <w:i w:val="0"/>
+                <w:color w:val="FFFFFF"/>
+                <w:sz w:val="17"/>
+              </w:rPr>
+              <w:t>点検項目</w:t>
+            </w:r>
+          </w:p>
+        </w:tc>
+        <w:tc>
+          <w:tcPr>
+            <w:tcW w:type="dxa" w:w="6352"/>
+            <w:shd w:val="clear" w:fill="1F3864"/>
+            <w:vAlign w:val="center"/>
+          </w:tcPr>
+          <w:p>
+            <w:pPr>
+              <w:spacing w:before="20" w:after="20"/>
+              <w:jc w:val="center"/>
+            </w:pPr>
+            <w:r>
+              <w:rPr>
+                <w:rFonts w:ascii="游ゴシック" w:hAnsi="游ゴシック" w:eastAsia="游ゴシック"/>
+                <w:b/>
+                <w:i w:val="0"/>
+                <w:color w:val="FFFFFF"/>
+                <w:sz w:val="17"/>
+              </w:rPr>
+              <w:t>結果</w:t>
+            </w:r>
+          </w:p>
+        </w:tc>
+      </w:tr>
+      <w:tr>
+        <w:tc>
+          <w:tcPr>
+            <w:tcW w:type="dxa" w:w="3400"/>
+            <w:vAlign w:val="center"/>
+          </w:tcPr>
+          <w:p>
+            <w:pPr>
+              <w:spacing w:before="20" w:after="20"/>
+            </w:pPr>
+            <w:r>
+              <w:rPr>
+                <w:rFonts w:ascii="游ゴシック" w:hAnsi="游ゴシック" w:eastAsia="游ゴシック"/>
+                <w:b w:val="0"/>
+                <w:i w:val="0"/>
+                <w:sz w:val="17"/>
+              </w:rPr>
+              <w:t>対比した素案</w:t>
+            </w:r>
+          </w:p>
+        </w:tc>
+        <w:tc>
+          <w:tcPr>
+            <w:tcW w:type="dxa" w:w="6352"/>
+            <w:vAlign w:val="center"/>
+          </w:tcPr>
+          <w:p>
+            <w:pPr>
+              <w:spacing w:before="20" w:after="20"/>
+            </w:pPr>
+            <w:r>
+              <w:rPr>
+                <w:rFonts w:ascii="游ゴシック" w:hAnsi="游ゴシック" w:eastAsia="游ゴシック"/>
+                <w:b w:val="0"/>
+                <w:i w:val="0"/>
+                <w:sz w:val="17"/>
+              </w:rPr>
+              <w:t>小野町高齢者保健福祉計画_第10期介護保険事業計画_素案_第9版_20261005.docx</w:t>
+            </w:r>
+          </w:p>
+        </w:tc>
+      </w:tr>
+      <w:tr>
+        <w:tc>
+          <w:tcPr>
+            <w:tcW w:type="dxa" w:w="3400"/>
+            <w:vAlign w:val="center"/>
+          </w:tcPr>
+          <w:p>
+            <w:pPr>
+              <w:spacing w:before="20" w:after="20"/>
+            </w:pPr>
+            <w:r>
+              <w:rPr>
+                <w:rFonts w:ascii="游ゴシック" w:hAnsi="游ゴシック" w:eastAsia="游ゴシック"/>
+                <w:b w:val="0"/>
+                <w:i w:val="0"/>
+                <w:sz w:val="17"/>
+              </w:rPr>
+              <w:t>対応箇所が素案の見出しと合うか</w:t>
+            </w:r>
+          </w:p>
+        </w:tc>
+        <w:tc>
+          <w:tcPr>
+            <w:tcW w:type="dxa" w:w="6352"/>
+            <w:vAlign w:val="center"/>
+          </w:tcPr>
+          <w:p>
+            <w:pPr>
+              <w:spacing w:before="20" w:after="20"/>
+            </w:pPr>
+            <w:r>
+              <w:rPr>
+                <w:rFonts w:ascii="游ゴシック" w:hAnsi="游ゴシック" w:eastAsia="游ゴシック"/>
+                <w:b/>
+                <w:i w:val="0"/>
+                <w:sz w:val="17"/>
+              </w:rPr>
+              <w:t>すべて合う</w:t>
+            </w:r>
+          </w:p>
+        </w:tc>
+      </w:tr>
+      <w:tr>
+        <w:tc>
+          <w:tcPr>
+            <w:tcW w:type="dxa" w:w="3400"/>
+            <w:vAlign w:val="center"/>
+          </w:tcPr>
+          <w:p>
+            <w:pPr>
+              <w:spacing w:before="20" w:after="20"/>
+            </w:pPr>
+            <w:r>
+              <w:rPr>
+                <w:rFonts w:ascii="游ゴシック" w:hAnsi="游ゴシック" w:eastAsia="游ゴシック"/>
+                <w:b w:val="0"/>
+                <w:i w:val="0"/>
+                <w:sz w:val="17"/>
+              </w:rPr>
+              <w:t>各章の節番号が1からの連番か</w:t>
+            </w:r>
+          </w:p>
+        </w:tc>
+        <w:tc>
+          <w:tcPr>
+            <w:tcW w:type="dxa" w:w="6352"/>
+            <w:vAlign w:val="center"/>
+          </w:tcPr>
+          <w:p>
+            <w:pPr>
+              <w:spacing w:before="20" w:after="20"/>
+            </w:pPr>
+            <w:r>
+              <w:rPr>
+                <w:rFonts w:ascii="游ゴシック" w:hAnsi="游ゴシック" w:eastAsia="游ゴシック"/>
+                <w:b/>
+                <w:i w:val="0"/>
+                <w:sz w:val="17"/>
+              </w:rPr>
+              <w:t>連番</w:t>
             </w:r>
           </w:p>
         </w:tc>

--- a/小野町_引継ぎ_整理済/03_計画素案/小野町_計画素案_構成の対比と漏れの点検_20261005.docx
+++ b/小野町_引継ぎ_整理済/03_計画素案/小野町_計画素案_構成の対比と漏れの点検_20261005.docx
@@ -771,6 +771,7 @@
     </w:p>
     <w:p>
       <w:pPr>
+        <w:pStyle w:val="Heading1"/>
         <w:keepNext/>
         <w:spacing w:before="240" w:after="100"/>
       </w:pPr>
@@ -1270,6 +1271,7 @@
     </w:p>
     <w:p>
       <w:pPr>
+        <w:pStyle w:val="Heading1"/>
         <w:keepNext/>
         <w:spacing w:before="240" w:after="100"/>
       </w:pPr>
@@ -2220,6 +2222,7 @@
     </w:p>
     <w:p>
       <w:pPr>
+        <w:pStyle w:val="Heading1"/>
         <w:keepNext/>
         <w:spacing w:before="240" w:after="100"/>
       </w:pPr>
@@ -2238,6 +2241,7 @@
     </w:p>
     <w:p>
       <w:pPr>
+        <w:pStyle w:val="Heading2"/>
         <w:keepNext/>
         <w:spacing w:before="180" w:after="100"/>
       </w:pPr>
@@ -2519,6 +2523,7 @@
     </w:p>
     <w:p>
       <w:pPr>
+        <w:pStyle w:val="Heading2"/>
         <w:keepNext/>
         <w:spacing w:before="180" w:after="100"/>
       </w:pPr>
@@ -2935,6 +2940,7 @@
     </w:p>
     <w:p>
       <w:pPr>
+        <w:pStyle w:val="Heading2"/>
         <w:keepNext/>
         <w:spacing w:before="180" w:after="100"/>
       </w:pPr>
@@ -4626,6 +4632,7 @@
     </w:p>
     <w:p>
       <w:pPr>
+        <w:pStyle w:val="Heading1"/>
         <w:keepNext/>
         <w:spacing w:before="240" w:after="100"/>
       </w:pPr>
@@ -6088,6 +6095,7 @@
     </w:p>
     <w:p>
       <w:pPr>
+        <w:pStyle w:val="Heading1"/>
         <w:keepNext/>
         <w:spacing w:before="240" w:after="100"/>
       </w:pPr>
@@ -8464,6 +8472,7 @@
     </w:p>
     <w:p>
       <w:pPr>
+        <w:pStyle w:val="Heading1"/>
         <w:keepNext/>
         <w:spacing w:before="240" w:after="100"/>
       </w:pPr>
@@ -8867,6 +8876,7 @@
     </w:p>
     <w:p>
       <w:pPr>
+        <w:pStyle w:val="Heading1"/>
         <w:keepNext/>
         <w:spacing w:before="240" w:after="100"/>
       </w:pPr>
@@ -9646,6 +9656,7 @@
     <w:rPr>
       <w:rFonts w:ascii="游ゴシック" w:hAnsi="游ゴシック" w:eastAsia="游ゴシック"/>
       <w:sz w:val="21"/>
+      <w:lang w:val="en-US" w:eastAsia="ja-JP"/>
     </w:rPr>
   </w:style>
   <w:style w:type="paragraph" w:styleId="Header">
@@ -9703,15 +9714,17 @@
     <w:pPr>
       <w:keepNext/>
       <w:keepLines/>
-      <w:spacing w:before="480" w:after="0"/>
+      <w:spacing w:before="240" w:after="100"/>
+      <w:ind w:left="0" w:firstLine="0"/>
       <w:outlineLvl w:val="0"/>
     </w:pPr>
     <w:rPr>
-      <w:rFonts w:asciiTheme="majorHAnsi" w:eastAsiaTheme="majorEastAsia" w:hAnsiTheme="majorHAnsi" w:cstheme="majorBidi"/>
+      <w:rFonts w:asciiTheme="majorHAnsi" w:eastAsiaTheme="majorEastAsia" w:hAnsiTheme="majorHAnsi" w:cstheme="majorBidi" w:ascii="游ゴシック" w:hAnsi="游ゴシック" w:eastAsia="游ゴシック"/>
       <w:b/>
       <w:bCs/>
-      <w:color w:val="365F91" w:themeColor="accent1" w:themeShade="BF"/>
-      <w:sz w:val="28"/>
+      <w:i w:val="0"/>
+      <w:color w:val="2E74B5"/>
+      <w:sz w:val="30"/>
       <w:szCs w:val="28"/>
     </w:rPr>
   </w:style>
@@ -9727,15 +9740,17 @@
     <w:pPr>
       <w:keepNext/>
       <w:keepLines/>
-      <w:spacing w:before="200" w:after="0"/>
+      <w:spacing w:before="180" w:after="100"/>
+      <w:ind w:left="0" w:firstLine="0"/>
       <w:outlineLvl w:val="1"/>
     </w:pPr>
     <w:rPr>
-      <w:rFonts w:asciiTheme="majorHAnsi" w:eastAsiaTheme="majorEastAsia" w:hAnsiTheme="majorHAnsi" w:cstheme="majorBidi"/>
+      <w:rFonts w:asciiTheme="majorHAnsi" w:eastAsiaTheme="majorEastAsia" w:hAnsiTheme="majorHAnsi" w:cstheme="majorBidi" w:ascii="游ゴシック" w:hAnsi="游ゴシック" w:eastAsia="游ゴシック"/>
       <w:b/>
       <w:bCs/>
-      <w:color w:val="4F81BD" w:themeColor="accent1"/>
-      <w:sz w:val="26"/>
+      <w:i w:val="0"/>
+      <w:color w:val="2E74B5"/>
+      <w:sz w:val="25"/>
       <w:szCs w:val="26"/>
     </w:rPr>
   </w:style>
@@ -9751,14 +9766,17 @@
     <w:pPr>
       <w:keepNext/>
       <w:keepLines/>
-      <w:spacing w:before="200" w:after="0"/>
+      <w:spacing w:before="180" w:after="80"/>
+      <w:ind w:left="0" w:firstLine="0"/>
       <w:outlineLvl w:val="2"/>
     </w:pPr>
     <w:rPr>
-      <w:rFonts w:asciiTheme="majorHAnsi" w:eastAsiaTheme="majorEastAsia" w:hAnsiTheme="majorHAnsi" w:cstheme="majorBidi"/>
+      <w:rFonts w:asciiTheme="majorHAnsi" w:eastAsiaTheme="majorEastAsia" w:hAnsiTheme="majorHAnsi" w:cstheme="majorBidi" w:ascii="游ゴシック" w:hAnsi="游ゴシック" w:eastAsia="游ゴシック"/>
       <w:b/>
       <w:bCs/>
-      <w:color w:val="4F81BD" w:themeColor="accent1"/>
+      <w:i w:val="0"/>
+      <w:color w:val="1F4D78"/>
+      <w:sz w:val="22"/>
     </w:rPr>
   </w:style>
   <w:style w:type="paragraph" w:styleId="Heading4">

--- a/小野町_引継ぎ_整理済/03_計画素案/小野町_計画素案_構成の対比と漏れの点検_20261005.docx
+++ b/小野町_引継ぎ_整理済/03_計画素案/小野町_計画素案_構成の対比と漏れの点検_20261005.docx
@@ -1126,6 +1126,7 @@
           </w:tcPr>
           <w:p>
             <w:pPr>
+              <w:keepNext/>
               <w:spacing w:before="20" w:after="20"/>
             </w:pPr>
             <w:r>
@@ -1146,6 +1147,7 @@
           </w:tcPr>
           <w:p>
             <w:pPr>
+              <w:keepNext/>
               <w:spacing w:before="20" w:after="20"/>
             </w:pPr>
             <w:r>
@@ -1166,6 +1168,7 @@
           </w:tcPr>
           <w:p>
             <w:pPr>
+              <w:keepNext/>
               <w:spacing w:before="20" w:after="20"/>
               <w:jc w:val="right"/>
             </w:pPr>
@@ -2361,6 +2364,7 @@
           </w:tcPr>
           <w:p>
             <w:pPr>
+              <w:keepNext/>
               <w:spacing w:before="20" w:after="20"/>
             </w:pPr>
             <w:r>
@@ -2391,6 +2395,7 @@
           </w:tcPr>
           <w:p>
             <w:pPr>
+              <w:keepNext/>
               <w:spacing w:before="20" w:after="20"/>
             </w:pPr>
             <w:r>
@@ -2420,6 +2425,7 @@
           </w:tcPr>
           <w:p>
             <w:pPr>
+              <w:keepNext/>
               <w:spacing w:before="20" w:after="20"/>
             </w:pPr>
             <w:r>
@@ -2733,6 +2739,7 @@
           </w:tcPr>
           <w:p>
             <w:pPr>
+              <w:keepNext/>
               <w:spacing w:before="20" w:after="20"/>
             </w:pPr>
             <w:r>
@@ -2763,6 +2770,7 @@
           </w:tcPr>
           <w:p>
             <w:pPr>
+              <w:keepNext/>
               <w:spacing w:before="20" w:after="20"/>
             </w:pPr>
             <w:r>
@@ -2783,6 +2791,7 @@
           </w:tcPr>
           <w:p>
             <w:pPr>
+              <w:keepNext/>
               <w:spacing w:before="20" w:after="20"/>
             </w:pPr>
             <w:r>
@@ -8743,6 +8752,7 @@
           </w:tcPr>
           <w:p>
             <w:pPr>
+              <w:keepNext/>
               <w:spacing w:before="20" w:after="20"/>
             </w:pPr>
             <w:r>
@@ -8763,6 +8773,7 @@
           </w:tcPr>
           <w:p>
             <w:pPr>
+              <w:keepNext/>
               <w:spacing w:before="20" w:after="20"/>
             </w:pPr>
             <w:r>
@@ -8783,6 +8794,7 @@
           </w:tcPr>
           <w:p>
             <w:pPr>
+              <w:keepNext/>
               <w:spacing w:before="20" w:after="20"/>
             </w:pPr>
             <w:r>
@@ -8936,13 +8948,13 @@
         </w:tblCellMar>
       </w:tblPr>
       <w:tblGrid>
-        <w:gridCol w:w="3400"/>
-        <w:gridCol w:w="6352"/>
+        <w:gridCol w:w="3374"/>
+        <w:gridCol w:w="6377"/>
       </w:tblGrid>
       <w:tr>
         <w:tc>
           <w:tcPr>
-            <w:tcW w:type="dxa" w:w="3400"/>
+            <w:tcW w:type="dxa" w:w="3374"/>
             <w:shd w:val="clear" w:fill="1F3864"/>
             <w:vAlign w:val="center"/>
           </w:tcPr>
@@ -8965,7 +8977,7 @@
         </w:tc>
         <w:tc>
           <w:tcPr>
-            <w:tcW w:type="dxa" w:w="6352"/>
+            <w:tcW w:type="dxa" w:w="6377"/>
             <w:shd w:val="clear" w:fill="1F3864"/>
             <w:vAlign w:val="center"/>
           </w:tcPr>
@@ -8990,7 +9002,7 @@
       <w:tr>
         <w:tc>
           <w:tcPr>
-            <w:tcW w:type="dxa" w:w="3400"/>
+            <w:tcW w:type="dxa" w:w="3374"/>
             <w:vAlign w:val="center"/>
           </w:tcPr>
           <w:p>
@@ -9010,7 +9022,7 @@
         </w:tc>
         <w:tc>
           <w:tcPr>
-            <w:tcW w:type="dxa" w:w="6352"/>
+            <w:tcW w:type="dxa" w:w="6377"/>
             <w:vAlign w:val="center"/>
           </w:tcPr>
           <w:p>
@@ -9024,7 +9036,7 @@
                 <w:i w:val="0"/>
                 <w:sz w:val="17"/>
               </w:rPr>
-              <w:t>小野町高齢者保健福祉計画_第10期介護保険事業計画_素案_第9版_20261005.docx</w:t>
+              <w:t>小野町高齢者保健福祉計画_第10期介護保険事業計画_素案_第10版_20261014.docx</w:t>
             </w:r>
           </w:p>
         </w:tc>
@@ -9032,11 +9044,12 @@
       <w:tr>
         <w:tc>
           <w:tcPr>
-            <w:tcW w:type="dxa" w:w="3400"/>
-            <w:vAlign w:val="center"/>
-          </w:tcPr>
-          <w:p>
-            <w:pPr>
+            <w:tcW w:type="dxa" w:w="3374"/>
+            <w:vAlign w:val="center"/>
+          </w:tcPr>
+          <w:p>
+            <w:pPr>
+              <w:keepNext/>
               <w:spacing w:before="20" w:after="20"/>
             </w:pPr>
             <w:r>
@@ -9052,11 +9065,12 @@
         </w:tc>
         <w:tc>
           <w:tcPr>
-            <w:tcW w:type="dxa" w:w="6352"/>
-            <w:vAlign w:val="center"/>
-          </w:tcPr>
-          <w:p>
-            <w:pPr>
+            <w:tcW w:type="dxa" w:w="6377"/>
+            <w:vAlign w:val="center"/>
+          </w:tcPr>
+          <w:p>
+            <w:pPr>
+              <w:keepNext/>
               <w:spacing w:before="20" w:after="20"/>
             </w:pPr>
             <w:r>
@@ -9074,7 +9088,7 @@
       <w:tr>
         <w:tc>
           <w:tcPr>
-            <w:tcW w:type="dxa" w:w="3400"/>
+            <w:tcW w:type="dxa" w:w="3374"/>
             <w:vAlign w:val="center"/>
           </w:tcPr>
           <w:p>
@@ -9094,7 +9108,7 @@
         </w:tc>
         <w:tc>
           <w:tcPr>
-            <w:tcW w:type="dxa" w:w="6352"/>
+            <w:tcW w:type="dxa" w:w="6377"/>
             <w:vAlign w:val="center"/>
           </w:tcPr>
           <w:p>

--- a/小野町_引継ぎ_整理済/03_計画素案/小野町_計画素案_構成の対比と漏れの点検_20261005.docx
+++ b/小野町_引継ぎ_整理済/03_計画素案/小野町_計画素案_構成の対比と漏れの点検_20261005.docx
@@ -5849,6 +5849,7 @@
           </w:tcPr>
           <w:p>
             <w:pPr>
+              <w:keepNext/>
               <w:spacing w:before="20" w:after="20"/>
             </w:pPr>
             <w:r>
@@ -5869,6 +5870,7 @@
           </w:tcPr>
           <w:p>
             <w:pPr>
+              <w:keepNext/>
               <w:spacing w:before="20" w:after="20"/>
             </w:pPr>
             <w:r>
@@ -5889,6 +5891,7 @@
           </w:tcPr>
           <w:p>
             <w:pPr>
+              <w:keepNext/>
               <w:spacing w:before="20" w:after="20"/>
             </w:pPr>
             <w:r>
@@ -5918,6 +5921,7 @@
           </w:tcPr>
           <w:p>
             <w:pPr>
+              <w:keepNext/>
               <w:spacing w:before="20" w:after="20"/>
             </w:pPr>
             <w:r>
@@ -5947,6 +5951,7 @@
           </w:tcPr>
           <w:p>
             <w:pPr>
+              <w:keepNext/>
               <w:spacing w:before="20" w:after="20"/>
             </w:pPr>
             <w:r>

--- a/小野町_引継ぎ_整理済/03_計画素案/小野町_計画素案_構成の対比と漏れの点検_20261005.docx
+++ b/小野町_引継ぎ_整理済/03_計画素案/小野町_計画素案_構成の対比と漏れの点検_20261005.docx
@@ -9041,7 +9041,7 @@
                 <w:i w:val="0"/>
                 <w:sz w:val="17"/>
               </w:rPr>
-              <w:t>小野町高齢者保健福祉計画_第10期介護保険事業計画_素案_第10版_20261014.docx</w:t>
+              <w:t>小野町高齢者保健福祉計画_第10期介護保険事業計画_素案_第11版_20261015.docx</w:t>
             </w:r>
           </w:p>
         </w:tc>
